--- a/Task 3 parts C & D.docx
+++ b/Task 3 parts C & D.docx
@@ -1,6 +1,6 @@
 
 <file path=word/document.xml><?xml version="1.0" encoding="utf-8"?>
-<w:document xmlns:wpc="http://schemas.microsoft.com/office/word/2010/wordprocessingCanvas" xmlns:cx="http://schemas.microsoft.com/office/drawing/2014/chartex" xmlns:cx1="http://schemas.microsoft.com/office/drawing/2015/9/8/chartex" xmlns:cx2="http://schemas.microsoft.com/office/drawing/2015/10/21/chartex" xmlns:cx3="http://schemas.microsoft.com/office/drawing/2016/5/9/chartex" xmlns:cx4="http://schemas.microsoft.com/office/drawing/2016/5/10/chartex" xmlns:cx5="http://schemas.microsoft.com/office/drawing/2016/5/11/chartex" xmlns:cx6="http://schemas.microsoft.com/office/drawing/2016/5/12/chartex" xmlns:cx7="http://schemas.microsoft.com/office/drawing/2016/5/13/chartex" xmlns:cx8="http://schemas.microsoft.com/office/drawing/2016/5/14/chartex" xmlns:mc="http://schemas.openxmlformats.org/markup-compatibility/2006" xmlns:aink="http://schemas.microsoft.com/office/drawing/2016/ink" xmlns:am3d="http://schemas.microsoft.com/office/drawing/2017/model3d" xmlns:o="urn:schemas-microsoft-com:office:office" xmlns:oel="http://schemas.microsoft.com/office/2019/extlst" xmlns:r="http://schemas.openxmlformats.org/officeDocument/2006/relationships" xmlns:m="http://schemas.openxmlformats.org/officeDocument/2006/math" xmlns:v="urn:schemas-microsoft-com:vml" xmlns:wp14="http://schemas.microsoft.com/office/word/2010/wordprocessingDrawing" xmlns:wp="http://schemas.openxmlformats.org/drawingml/2006/wordprocessingDrawing" xmlns:w10="urn:schemas-microsoft-com:office:word" xmlns:w="http://schemas.openxmlformats.org/wordprocessingml/2006/main" xmlns:w14="http://schemas.microsoft.com/office/word/2010/wordml" xmlns:w15="http://schemas.microsoft.com/office/word/2012/wordml" xmlns:w16cex="http://schemas.microsoft.com/office/word/2018/wordml/cex" xmlns:w16cid="http://schemas.microsoft.com/office/word/2016/wordml/cid" xmlns:w16="http://schemas.microsoft.com/office/word/2018/wordml" xmlns:w16du="http://schemas.microsoft.com/office/word/2023/wordml/word16du" xmlns:w16sdtdh="http://schemas.microsoft.com/office/word/2020/wordml/sdtdatahash" xmlns:w16se="http://schemas.microsoft.com/office/word/2015/wordml/symex" xmlns:wpg="http://schemas.microsoft.com/office/word/2010/wordprocessingGroup" xmlns:wpi="http://schemas.microsoft.com/office/word/2010/wordprocessingInk" xmlns:wne="http://schemas.microsoft.com/office/word/2006/wordml" xmlns:wps="http://schemas.microsoft.com/office/word/2010/wordprocessingShape" mc:Ignorable="w14 w15 w16se w16cid w16 w16cex w16sdtdh w16du wp14">
+<w:document xmlns:wpc="http://schemas.microsoft.com/office/word/2010/wordprocessingCanvas" xmlns:cx="http://schemas.microsoft.com/office/drawing/2014/chartex" xmlns:cx1="http://schemas.microsoft.com/office/drawing/2015/9/8/chartex" xmlns:cx2="http://schemas.microsoft.com/office/drawing/2015/10/21/chartex" xmlns:cx3="http://schemas.microsoft.com/office/drawing/2016/5/9/chartex" xmlns:cx4="http://schemas.microsoft.com/office/drawing/2016/5/10/chartex" xmlns:cx5="http://schemas.microsoft.com/office/drawing/2016/5/11/chartex" xmlns:cx6="http://schemas.microsoft.com/office/drawing/2016/5/12/chartex" xmlns:cx7="http://schemas.microsoft.com/office/drawing/2016/5/13/chartex" xmlns:cx8="http://schemas.microsoft.com/office/drawing/2016/5/14/chartex" xmlns:mc="http://schemas.openxmlformats.org/markup-compatibility/2006" xmlns:aink="http://schemas.microsoft.com/office/drawing/2016/ink" xmlns:am3d="http://schemas.microsoft.com/office/drawing/2017/model3d" xmlns:o="urn:schemas-microsoft-com:office:office" xmlns:oel="http://schemas.microsoft.com/office/2019/extlst" xmlns:r="http://schemas.openxmlformats.org/officeDocument/2006/relationships" xmlns:m="http://schemas.openxmlformats.org/officeDocument/2006/math" xmlns:v="urn:schemas-microsoft-com:vml" xmlns:wp14="http://schemas.microsoft.com/office/word/2010/wordprocessingDrawing" xmlns:wp="http://schemas.openxmlformats.org/drawingml/2006/wordprocessingDrawing" xmlns:w10="urn:schemas-microsoft-com:office:word" xmlns:w="http://schemas.openxmlformats.org/wordprocessingml/2006/main" xmlns:w14="http://schemas.microsoft.com/office/word/2010/wordml" xmlns:w15="http://schemas.microsoft.com/office/word/2012/wordml" xmlns:w16cex="http://schemas.microsoft.com/office/word/2018/wordml/cex" xmlns:w16cid="http://schemas.microsoft.com/office/word/2016/wordml/cid" xmlns:w16="http://schemas.microsoft.com/office/word/2018/wordml" xmlns:w16du="http://schemas.microsoft.com/office/word/2023/wordml/word16du" xmlns:w16sdtdh="http://schemas.microsoft.com/office/word/2020/wordml/sdtdatahash" xmlns:w16sdtfl="http://schemas.microsoft.com/office/word/2024/wordml/sdtformatlock" xmlns:w16se="http://schemas.microsoft.com/office/word/2015/wordml/symex" xmlns:wpg="http://schemas.microsoft.com/office/word/2010/wordprocessingGroup" xmlns:wpi="http://schemas.microsoft.com/office/word/2010/wordprocessingInk" xmlns:wne="http://schemas.microsoft.com/office/word/2006/wordml" xmlns:wps="http://schemas.microsoft.com/office/word/2010/wordprocessingShape" mc:Ignorable="w14 w15 w16se w16cid w16 w16cex w16sdtdh w16sdtfl w16du wp14">
   <w:body>
     <w:p>
       <w:pPr>
@@ -628,6 +628,11 @@
     </w:p>
     <w:sdt>
       <w:sdtPr>
+        <w:rPr>
+          <w:rFonts w:asciiTheme="minorHAnsi" w:eastAsiaTheme="minorEastAsia" w:hAnsiTheme="minorHAnsi" w:cstheme="minorBidi"/>
+          <w:b w:val="0"/>
+          <w:szCs w:val="24"/>
+        </w:rPr>
         <w:id w:val="1340119544"/>
         <w:docPartObj>
           <w:docPartGallery w:val="Table of Contents"/>
@@ -636,16 +641,17 @@
       </w:sdtPr>
       <w:sdtEndPr>
         <w:rPr>
-          <w:rFonts w:asciiTheme="minorHAnsi" w:eastAsiaTheme="minorEastAsia" w:hAnsiTheme="minorHAnsi" w:cstheme="minorBidi"/>
           <w:bCs/>
           <w:noProof/>
-          <w:szCs w:val="24"/>
         </w:rPr>
       </w:sdtEndPr>
       <w:sdtContent>
         <w:p>
           <w:pPr>
             <w:pStyle w:val="TOCHeading"/>
+            <w:rPr>
+              <w:noProof/>
+            </w:rPr>
           </w:pPr>
           <w:r>
             <w:t>Table of Contents</w:t>
@@ -678,7 +684,7 @@
               <w14:ligatures w14:val="standardContextual"/>
             </w:rPr>
           </w:pPr>
-          <w:hyperlink w:anchor="_Toc188182978" w:history="1">
+          <w:hyperlink w:anchor="_Toc188187285" w:history="1">
             <w:r>
               <w:rPr>
                 <w:rStyle w:val="Hyperlink"/>
@@ -705,7 +711,7 @@
                 <w:noProof/>
                 <w:webHidden/>
               </w:rPr>
-              <w:instrText xml:space="preserve"> PAGEREF _Toc188182978 \h </w:instrText>
+              <w:instrText xml:space="preserve"> PAGEREF _Toc188187285 \h </w:instrText>
             </w:r>
             <w:r>
               <w:rPr>
@@ -725,7 +731,7 @@
                 <w:noProof/>
                 <w:webHidden/>
               </w:rPr>
-              <w:t>3</w:t>
+              <w:t>5</w:t>
             </w:r>
             <w:r>
               <w:rPr>
@@ -754,7 +760,7 @@
               <w14:ligatures w14:val="standardContextual"/>
             </w:rPr>
           </w:pPr>
-          <w:hyperlink w:anchor="_Toc188182979" w:history="1">
+          <w:hyperlink w:anchor="_Toc188187286" w:history="1">
             <w:r>
               <w:rPr>
                 <w:rStyle w:val="Hyperlink"/>
@@ -781,7 +787,7 @@
                 <w:noProof/>
                 <w:webHidden/>
               </w:rPr>
-              <w:instrText xml:space="preserve"> PAGEREF _Toc188182979 \h </w:instrText>
+              <w:instrText xml:space="preserve"> PAGEREF _Toc188187286 \h </w:instrText>
             </w:r>
             <w:r>
               <w:rPr>
@@ -801,7 +807,7 @@
                 <w:noProof/>
                 <w:webHidden/>
               </w:rPr>
-              <w:t>3</w:t>
+              <w:t>5</w:t>
             </w:r>
             <w:r>
               <w:rPr>
@@ -830,7 +836,7 @@
               <w14:ligatures w14:val="standardContextual"/>
             </w:rPr>
           </w:pPr>
-          <w:hyperlink w:anchor="_Toc188182980" w:history="1">
+          <w:hyperlink w:anchor="_Toc188187287" w:history="1">
             <w:r>
               <w:rPr>
                 <w:rStyle w:val="Hyperlink"/>
@@ -857,7 +863,7 @@
                 <w:noProof/>
                 <w:webHidden/>
               </w:rPr>
-              <w:instrText xml:space="preserve"> PAGEREF _Toc188182980 \h </w:instrText>
+              <w:instrText xml:space="preserve"> PAGEREF _Toc188187287 \h </w:instrText>
             </w:r>
             <w:r>
               <w:rPr>
@@ -877,7 +883,7 @@
                 <w:noProof/>
                 <w:webHidden/>
               </w:rPr>
-              <w:t>4</w:t>
+              <w:t>6</w:t>
             </w:r>
             <w:r>
               <w:rPr>
@@ -906,7 +912,7 @@
               <w14:ligatures w14:val="standardContextual"/>
             </w:rPr>
           </w:pPr>
-          <w:hyperlink w:anchor="_Toc188182981" w:history="1">
+          <w:hyperlink w:anchor="_Toc188187288" w:history="1">
             <w:r>
               <w:rPr>
                 <w:rStyle w:val="Hyperlink"/>
@@ -933,7 +939,7 @@
                 <w:noProof/>
                 <w:webHidden/>
               </w:rPr>
-              <w:instrText xml:space="preserve"> PAGEREF _Toc188182981 \h </w:instrText>
+              <w:instrText xml:space="preserve"> PAGEREF _Toc188187288 \h </w:instrText>
             </w:r>
             <w:r>
               <w:rPr>
@@ -953,7 +959,7 @@
                 <w:noProof/>
                 <w:webHidden/>
               </w:rPr>
-              <w:t>5</w:t>
+              <w:t>7</w:t>
             </w:r>
             <w:r>
               <w:rPr>
@@ -982,7 +988,7 @@
               <w14:ligatures w14:val="standardContextual"/>
             </w:rPr>
           </w:pPr>
-          <w:hyperlink w:anchor="_Toc188182982" w:history="1">
+          <w:hyperlink w:anchor="_Toc188187289" w:history="1">
             <w:r>
               <w:rPr>
                 <w:rStyle w:val="Hyperlink"/>
@@ -1009,7 +1015,7 @@
                 <w:noProof/>
                 <w:webHidden/>
               </w:rPr>
-              <w:instrText xml:space="preserve"> PAGEREF _Toc188182982 \h </w:instrText>
+              <w:instrText xml:space="preserve"> PAGEREF _Toc188187289 \h </w:instrText>
             </w:r>
             <w:r>
               <w:rPr>
@@ -1029,7 +1035,7 @@
                 <w:noProof/>
                 <w:webHidden/>
               </w:rPr>
-              <w:t>5</w:t>
+              <w:t>7</w:t>
             </w:r>
             <w:r>
               <w:rPr>
@@ -1056,7 +1062,7 @@
               <w14:ligatures w14:val="standardContextual"/>
             </w:rPr>
           </w:pPr>
-          <w:hyperlink w:anchor="_Toc188182983" w:history="1">
+          <w:hyperlink w:anchor="_Toc188187290" w:history="1">
             <w:r>
               <w:rPr>
                 <w:rStyle w:val="Hyperlink"/>
@@ -1083,7 +1089,7 @@
                 <w:noProof/>
                 <w:webHidden/>
               </w:rPr>
-              <w:instrText xml:space="preserve"> PAGEREF _Toc188182983 \h </w:instrText>
+              <w:instrText xml:space="preserve"> PAGEREF _Toc188187290 \h </w:instrText>
             </w:r>
             <w:r>
               <w:rPr>
@@ -1103,7 +1109,7 @@
                 <w:noProof/>
                 <w:webHidden/>
               </w:rPr>
-              <w:t>5</w:t>
+              <w:t>7</w:t>
             </w:r>
             <w:r>
               <w:rPr>
@@ -1130,7 +1136,7 @@
               <w14:ligatures w14:val="standardContextual"/>
             </w:rPr>
           </w:pPr>
-          <w:hyperlink w:anchor="_Toc188182984" w:history="1">
+          <w:hyperlink w:anchor="_Toc188187291" w:history="1">
             <w:r>
               <w:rPr>
                 <w:rStyle w:val="Hyperlink"/>
@@ -1157,7 +1163,7 @@
                 <w:noProof/>
                 <w:webHidden/>
               </w:rPr>
-              <w:instrText xml:space="preserve"> PAGEREF _Toc188182984 \h </w:instrText>
+              <w:instrText xml:space="preserve"> PAGEREF _Toc188187291 \h </w:instrText>
             </w:r>
             <w:r>
               <w:rPr>
@@ -1177,7 +1183,7 @@
                 <w:noProof/>
                 <w:webHidden/>
               </w:rPr>
-              <w:t>6</w:t>
+              <w:t>8</w:t>
             </w:r>
             <w:r>
               <w:rPr>
@@ -1206,7 +1212,7 @@
               <w14:ligatures w14:val="standardContextual"/>
             </w:rPr>
           </w:pPr>
-          <w:hyperlink w:anchor="_Toc188182985" w:history="1">
+          <w:hyperlink w:anchor="_Toc188187292" w:history="1">
             <w:r>
               <w:rPr>
                 <w:rStyle w:val="Hyperlink"/>
@@ -1233,7 +1239,7 @@
                 <w:noProof/>
                 <w:webHidden/>
               </w:rPr>
-              <w:instrText xml:space="preserve"> PAGEREF _Toc188182985 \h </w:instrText>
+              <w:instrText xml:space="preserve"> PAGEREF _Toc188187292 \h </w:instrText>
             </w:r>
             <w:r>
               <w:rPr>
@@ -1253,7 +1259,453 @@
                 <w:noProof/>
                 <w:webHidden/>
               </w:rPr>
-              <w:t>6</w:t>
+              <w:t>8</w:t>
+            </w:r>
+            <w:r>
+              <w:rPr>
+                <w:noProof/>
+                <w:webHidden/>
+              </w:rPr>
+              <w:fldChar w:fldCharType="end"/>
+            </w:r>
+          </w:hyperlink>
+        </w:p>
+        <w:p>
+          <w:pPr>
+            <w:pStyle w:val="TOC3"/>
+            <w:tabs>
+              <w:tab w:val="right" w:leader="dot" w:pos="9350"/>
+            </w:tabs>
+            <w:rPr>
+              <w:rFonts w:cstheme="minorBidi"/>
+              <w:noProof/>
+              <w:kern w:val="2"/>
+              <w:sz w:val="24"/>
+              <w:szCs w:val="24"/>
+              <w:lang w:eastAsia="en-US"/>
+              <w14:ligatures w14:val="standardContextual"/>
+            </w:rPr>
+          </w:pPr>
+          <w:hyperlink w:anchor="_Toc188187293" w:history="1">
+            <w:r>
+              <w:rPr>
+                <w:rStyle w:val="Hyperlink"/>
+                <w:noProof/>
+              </w:rPr>
+              <w:t>Test Plan</w:t>
+            </w:r>
+            <w:r>
+              <w:rPr>
+                <w:noProof/>
+                <w:webHidden/>
+              </w:rPr>
+              <w:tab/>
+            </w:r>
+            <w:r>
+              <w:rPr>
+                <w:noProof/>
+                <w:webHidden/>
+              </w:rPr>
+              <w:fldChar w:fldCharType="begin"/>
+            </w:r>
+            <w:r>
+              <w:rPr>
+                <w:noProof/>
+                <w:webHidden/>
+              </w:rPr>
+              <w:instrText xml:space="preserve"> PAGEREF _Toc188187293 \h </w:instrText>
+            </w:r>
+            <w:r>
+              <w:rPr>
+                <w:noProof/>
+                <w:webHidden/>
+              </w:rPr>
+            </w:r>
+            <w:r>
+              <w:rPr>
+                <w:noProof/>
+                <w:webHidden/>
+              </w:rPr>
+              <w:fldChar w:fldCharType="separate"/>
+            </w:r>
+            <w:r>
+              <w:rPr>
+                <w:noProof/>
+                <w:webHidden/>
+              </w:rPr>
+              <w:t>8</w:t>
+            </w:r>
+            <w:r>
+              <w:rPr>
+                <w:noProof/>
+                <w:webHidden/>
+              </w:rPr>
+              <w:fldChar w:fldCharType="end"/>
+            </w:r>
+          </w:hyperlink>
+        </w:p>
+        <w:p>
+          <w:pPr>
+            <w:pStyle w:val="TOC3"/>
+            <w:tabs>
+              <w:tab w:val="right" w:leader="dot" w:pos="9350"/>
+            </w:tabs>
+            <w:rPr>
+              <w:rFonts w:cstheme="minorBidi"/>
+              <w:noProof/>
+              <w:kern w:val="2"/>
+              <w:sz w:val="24"/>
+              <w:szCs w:val="24"/>
+              <w:lang w:eastAsia="en-US"/>
+              <w14:ligatures w14:val="standardContextual"/>
+            </w:rPr>
+          </w:pPr>
+          <w:hyperlink w:anchor="_Toc188187294" w:history="1">
+            <w:r>
+              <w:rPr>
+                <w:rStyle w:val="Hyperlink"/>
+                <w:noProof/>
+              </w:rPr>
+              <w:t>Pass/Fail Criteria</w:t>
+            </w:r>
+            <w:r>
+              <w:rPr>
+                <w:noProof/>
+                <w:webHidden/>
+              </w:rPr>
+              <w:tab/>
+            </w:r>
+            <w:r>
+              <w:rPr>
+                <w:noProof/>
+                <w:webHidden/>
+              </w:rPr>
+              <w:fldChar w:fldCharType="begin"/>
+            </w:r>
+            <w:r>
+              <w:rPr>
+                <w:noProof/>
+                <w:webHidden/>
+              </w:rPr>
+              <w:instrText xml:space="preserve"> PAGEREF _Toc188187294 \h </w:instrText>
+            </w:r>
+            <w:r>
+              <w:rPr>
+                <w:noProof/>
+                <w:webHidden/>
+              </w:rPr>
+            </w:r>
+            <w:r>
+              <w:rPr>
+                <w:noProof/>
+                <w:webHidden/>
+              </w:rPr>
+              <w:fldChar w:fldCharType="separate"/>
+            </w:r>
+            <w:r>
+              <w:rPr>
+                <w:noProof/>
+                <w:webHidden/>
+              </w:rPr>
+              <w:t>9</w:t>
+            </w:r>
+            <w:r>
+              <w:rPr>
+                <w:noProof/>
+                <w:webHidden/>
+              </w:rPr>
+              <w:fldChar w:fldCharType="end"/>
+            </w:r>
+          </w:hyperlink>
+        </w:p>
+        <w:p>
+          <w:pPr>
+            <w:pStyle w:val="TOC3"/>
+            <w:tabs>
+              <w:tab w:val="right" w:leader="dot" w:pos="9350"/>
+            </w:tabs>
+            <w:rPr>
+              <w:rFonts w:cstheme="minorBidi"/>
+              <w:noProof/>
+              <w:kern w:val="2"/>
+              <w:sz w:val="24"/>
+              <w:szCs w:val="24"/>
+              <w:lang w:eastAsia="en-US"/>
+              <w14:ligatures w14:val="standardContextual"/>
+            </w:rPr>
+          </w:pPr>
+          <w:hyperlink w:anchor="_Toc188187295" w:history="1">
+            <w:r>
+              <w:rPr>
+                <w:rStyle w:val="Hyperlink"/>
+                <w:noProof/>
+              </w:rPr>
+              <w:t>Specifications</w:t>
+            </w:r>
+            <w:r>
+              <w:rPr>
+                <w:noProof/>
+                <w:webHidden/>
+              </w:rPr>
+              <w:tab/>
+            </w:r>
+            <w:r>
+              <w:rPr>
+                <w:noProof/>
+                <w:webHidden/>
+              </w:rPr>
+              <w:fldChar w:fldCharType="begin"/>
+            </w:r>
+            <w:r>
+              <w:rPr>
+                <w:noProof/>
+                <w:webHidden/>
+              </w:rPr>
+              <w:instrText xml:space="preserve"> PAGEREF _Toc188187295 \h </w:instrText>
+            </w:r>
+            <w:r>
+              <w:rPr>
+                <w:noProof/>
+                <w:webHidden/>
+              </w:rPr>
+            </w:r>
+            <w:r>
+              <w:rPr>
+                <w:noProof/>
+                <w:webHidden/>
+              </w:rPr>
+              <w:fldChar w:fldCharType="separate"/>
+            </w:r>
+            <w:r>
+              <w:rPr>
+                <w:noProof/>
+                <w:webHidden/>
+              </w:rPr>
+              <w:t>9</w:t>
+            </w:r>
+            <w:r>
+              <w:rPr>
+                <w:noProof/>
+                <w:webHidden/>
+              </w:rPr>
+              <w:fldChar w:fldCharType="end"/>
+            </w:r>
+          </w:hyperlink>
+        </w:p>
+        <w:p>
+          <w:pPr>
+            <w:pStyle w:val="TOC3"/>
+            <w:tabs>
+              <w:tab w:val="right" w:leader="dot" w:pos="9350"/>
+            </w:tabs>
+            <w:rPr>
+              <w:rFonts w:cstheme="minorBidi"/>
+              <w:noProof/>
+              <w:kern w:val="2"/>
+              <w:sz w:val="24"/>
+              <w:szCs w:val="24"/>
+              <w:lang w:eastAsia="en-US"/>
+              <w14:ligatures w14:val="standardContextual"/>
+            </w:rPr>
+          </w:pPr>
+          <w:hyperlink w:anchor="_Toc188187296" w:history="1">
+            <w:r>
+              <w:rPr>
+                <w:rStyle w:val="Hyperlink"/>
+                <w:noProof/>
+              </w:rPr>
+              <w:t>Procedures</w:t>
+            </w:r>
+            <w:r>
+              <w:rPr>
+                <w:noProof/>
+                <w:webHidden/>
+              </w:rPr>
+              <w:tab/>
+            </w:r>
+            <w:r>
+              <w:rPr>
+                <w:noProof/>
+                <w:webHidden/>
+              </w:rPr>
+              <w:fldChar w:fldCharType="begin"/>
+            </w:r>
+            <w:r>
+              <w:rPr>
+                <w:noProof/>
+                <w:webHidden/>
+              </w:rPr>
+              <w:instrText xml:space="preserve"> PAGEREF _Toc188187296 \h </w:instrText>
+            </w:r>
+            <w:r>
+              <w:rPr>
+                <w:noProof/>
+                <w:webHidden/>
+              </w:rPr>
+            </w:r>
+            <w:r>
+              <w:rPr>
+                <w:noProof/>
+                <w:webHidden/>
+              </w:rPr>
+              <w:fldChar w:fldCharType="separate"/>
+            </w:r>
+            <w:r>
+              <w:rPr>
+                <w:noProof/>
+                <w:webHidden/>
+              </w:rPr>
+              <w:t>11</w:t>
+            </w:r>
+            <w:r>
+              <w:rPr>
+                <w:noProof/>
+                <w:webHidden/>
+              </w:rPr>
+              <w:fldChar w:fldCharType="end"/>
+            </w:r>
+          </w:hyperlink>
+        </w:p>
+        <w:p>
+          <w:pPr>
+            <w:pStyle w:val="TOC3"/>
+            <w:tabs>
+              <w:tab w:val="right" w:leader="dot" w:pos="9350"/>
+            </w:tabs>
+            <w:rPr>
+              <w:rFonts w:cstheme="minorBidi"/>
+              <w:noProof/>
+              <w:kern w:val="2"/>
+              <w:sz w:val="24"/>
+              <w:szCs w:val="24"/>
+              <w:lang w:eastAsia="en-US"/>
+              <w14:ligatures w14:val="standardContextual"/>
+            </w:rPr>
+          </w:pPr>
+          <w:hyperlink w:anchor="_Toc188187297" w:history="1">
+            <w:r>
+              <w:rPr>
+                <w:rStyle w:val="Hyperlink"/>
+                <w:noProof/>
+              </w:rPr>
+              <w:t>Results</w:t>
+            </w:r>
+            <w:r>
+              <w:rPr>
+                <w:noProof/>
+                <w:webHidden/>
+              </w:rPr>
+              <w:tab/>
+            </w:r>
+            <w:r>
+              <w:rPr>
+                <w:noProof/>
+                <w:webHidden/>
+              </w:rPr>
+              <w:fldChar w:fldCharType="begin"/>
+            </w:r>
+            <w:r>
+              <w:rPr>
+                <w:noProof/>
+                <w:webHidden/>
+              </w:rPr>
+              <w:instrText xml:space="preserve"> PAGEREF _Toc188187297 \h </w:instrText>
+            </w:r>
+            <w:r>
+              <w:rPr>
+                <w:noProof/>
+                <w:webHidden/>
+              </w:rPr>
+            </w:r>
+            <w:r>
+              <w:rPr>
+                <w:noProof/>
+                <w:webHidden/>
+              </w:rPr>
+              <w:fldChar w:fldCharType="separate"/>
+            </w:r>
+            <w:r>
+              <w:rPr>
+                <w:noProof/>
+                <w:webHidden/>
+              </w:rPr>
+              <w:t>11</w:t>
+            </w:r>
+            <w:r>
+              <w:rPr>
+                <w:noProof/>
+                <w:webHidden/>
+              </w:rPr>
+              <w:fldChar w:fldCharType="end"/>
+            </w:r>
+          </w:hyperlink>
+        </w:p>
+        <w:p>
+          <w:pPr>
+            <w:pStyle w:val="TOC1"/>
+            <w:tabs>
+              <w:tab w:val="right" w:leader="dot" w:pos="9350"/>
+            </w:tabs>
+            <w:rPr>
+              <w:rFonts w:cstheme="minorBidi"/>
+              <w:b w:val="0"/>
+              <w:bCs w:val="0"/>
+              <w:i w:val="0"/>
+              <w:iCs w:val="0"/>
+              <w:noProof/>
+              <w:kern w:val="2"/>
+              <w:lang w:eastAsia="en-US"/>
+              <w14:ligatures w14:val="standardContextual"/>
+            </w:rPr>
+          </w:pPr>
+          <w:hyperlink w:anchor="_Toc188187298" w:history="1">
+            <w:r>
+              <w:rPr>
+                <w:rStyle w:val="Hyperlink"/>
+                <w:noProof/>
+              </w:rPr>
+              <w:t>User Guide</w:t>
+            </w:r>
+            <w:r>
+              <w:rPr>
+                <w:noProof/>
+                <w:webHidden/>
+              </w:rPr>
+              <w:tab/>
+            </w:r>
+            <w:r>
+              <w:rPr>
+                <w:noProof/>
+                <w:webHidden/>
+              </w:rPr>
+              <w:fldChar w:fldCharType="begin"/>
+            </w:r>
+            <w:r>
+              <w:rPr>
+                <w:noProof/>
+                <w:webHidden/>
+              </w:rPr>
+              <w:instrText xml:space="preserve"> PAGEREF _Toc188187298 \h </w:instrText>
+            </w:r>
+            <w:r>
+              <w:rPr>
+                <w:noProof/>
+                <w:webHidden/>
+              </w:rPr>
+            </w:r>
+            <w:r>
+              <w:rPr>
+                <w:noProof/>
+                <w:webHidden/>
+              </w:rPr>
+              <w:fldChar w:fldCharType="separate"/>
+            </w:r>
+            <w:r>
+              <w:rPr>
+                <w:noProof/>
+                <w:webHidden/>
+              </w:rPr>
+              <w:t>13</w:t>
             </w:r>
             <w:r>
               <w:rPr>
@@ -1282,13 +1734,13 @@
               <w14:ligatures w14:val="standardContextual"/>
             </w:rPr>
           </w:pPr>
-          <w:hyperlink w:anchor="_Toc188182986" w:history="1">
+          <w:hyperlink w:anchor="_Toc188187299" w:history="1">
             <w:r>
               <w:rPr>
                 <w:rStyle w:val="Hyperlink"/>
                 <w:noProof/>
               </w:rPr>
-              <w:t>Test Plan</w:t>
+              <w:t>Introduction</w:t>
             </w:r>
             <w:r>
               <w:rPr>
@@ -1309,7 +1761,7 @@
                 <w:noProof/>
                 <w:webHidden/>
               </w:rPr>
-              <w:instrText xml:space="preserve"> PAGEREF _Toc188182986 \h </w:instrText>
+              <w:instrText xml:space="preserve"> PAGEREF _Toc188187299 \h </w:instrText>
             </w:r>
             <w:r>
               <w:rPr>
@@ -1329,451 +1781,7 @@
                 <w:noProof/>
                 <w:webHidden/>
               </w:rPr>
-              <w:t>6</w:t>
-            </w:r>
-            <w:r>
-              <w:rPr>
-                <w:noProof/>
-                <w:webHidden/>
-              </w:rPr>
-              <w:fldChar w:fldCharType="end"/>
-            </w:r>
-          </w:hyperlink>
-        </w:p>
-        <w:p>
-          <w:pPr>
-            <w:pStyle w:val="TOC3"/>
-            <w:tabs>
-              <w:tab w:val="right" w:leader="dot" w:pos="9350"/>
-            </w:tabs>
-            <w:rPr>
-              <w:rFonts w:cstheme="minorBidi"/>
-              <w:noProof/>
-              <w:kern w:val="2"/>
-              <w:sz w:val="24"/>
-              <w:szCs w:val="24"/>
-              <w:lang w:eastAsia="en-US"/>
-              <w14:ligatures w14:val="standardContextual"/>
-            </w:rPr>
-          </w:pPr>
-          <w:hyperlink w:anchor="_Toc188182987" w:history="1">
-            <w:r>
-              <w:rPr>
-                <w:rStyle w:val="Hyperlink"/>
-                <w:noProof/>
-              </w:rPr>
-              <w:t>Items</w:t>
-            </w:r>
-            <w:r>
-              <w:rPr>
-                <w:noProof/>
-                <w:webHidden/>
-              </w:rPr>
-              <w:tab/>
-            </w:r>
-            <w:r>
-              <w:rPr>
-                <w:noProof/>
-                <w:webHidden/>
-              </w:rPr>
-              <w:fldChar w:fldCharType="begin"/>
-            </w:r>
-            <w:r>
-              <w:rPr>
-                <w:noProof/>
-                <w:webHidden/>
-              </w:rPr>
-              <w:instrText xml:space="preserve"> PAGEREF _Toc188182987 \h </w:instrText>
-            </w:r>
-            <w:r>
-              <w:rPr>
-                <w:noProof/>
-                <w:webHidden/>
-              </w:rPr>
-            </w:r>
-            <w:r>
-              <w:rPr>
-                <w:noProof/>
-                <w:webHidden/>
-              </w:rPr>
-              <w:fldChar w:fldCharType="separate"/>
-            </w:r>
-            <w:r>
-              <w:rPr>
-                <w:noProof/>
-                <w:webHidden/>
-              </w:rPr>
-              <w:t>6</w:t>
-            </w:r>
-            <w:r>
-              <w:rPr>
-                <w:noProof/>
-                <w:webHidden/>
-              </w:rPr>
-              <w:fldChar w:fldCharType="end"/>
-            </w:r>
-          </w:hyperlink>
-        </w:p>
-        <w:p>
-          <w:pPr>
-            <w:pStyle w:val="TOC3"/>
-            <w:tabs>
-              <w:tab w:val="right" w:leader="dot" w:pos="9350"/>
-            </w:tabs>
-            <w:rPr>
-              <w:rFonts w:cstheme="minorBidi"/>
-              <w:noProof/>
-              <w:kern w:val="2"/>
-              <w:sz w:val="24"/>
-              <w:szCs w:val="24"/>
-              <w:lang w:eastAsia="en-US"/>
-              <w14:ligatures w14:val="standardContextual"/>
-            </w:rPr>
-          </w:pPr>
-          <w:hyperlink w:anchor="_Toc188182988" w:history="1">
-            <w:r>
-              <w:rPr>
-                <w:rStyle w:val="Hyperlink"/>
-                <w:noProof/>
-              </w:rPr>
-              <w:t>Features</w:t>
-            </w:r>
-            <w:r>
-              <w:rPr>
-                <w:noProof/>
-                <w:webHidden/>
-              </w:rPr>
-              <w:tab/>
-            </w:r>
-            <w:r>
-              <w:rPr>
-                <w:noProof/>
-                <w:webHidden/>
-              </w:rPr>
-              <w:fldChar w:fldCharType="begin"/>
-            </w:r>
-            <w:r>
-              <w:rPr>
-                <w:noProof/>
-                <w:webHidden/>
-              </w:rPr>
-              <w:instrText xml:space="preserve"> PAGEREF _Toc188182988 \h </w:instrText>
-            </w:r>
-            <w:r>
-              <w:rPr>
-                <w:noProof/>
-                <w:webHidden/>
-              </w:rPr>
-            </w:r>
-            <w:r>
-              <w:rPr>
-                <w:noProof/>
-                <w:webHidden/>
-              </w:rPr>
-              <w:fldChar w:fldCharType="separate"/>
-            </w:r>
-            <w:r>
-              <w:rPr>
-                <w:noProof/>
-                <w:webHidden/>
-              </w:rPr>
-              <w:t>6</w:t>
-            </w:r>
-            <w:r>
-              <w:rPr>
-                <w:noProof/>
-                <w:webHidden/>
-              </w:rPr>
-              <w:fldChar w:fldCharType="end"/>
-            </w:r>
-          </w:hyperlink>
-        </w:p>
-        <w:p>
-          <w:pPr>
-            <w:pStyle w:val="TOC3"/>
-            <w:tabs>
-              <w:tab w:val="right" w:leader="dot" w:pos="9350"/>
-            </w:tabs>
-            <w:rPr>
-              <w:rFonts w:cstheme="minorBidi"/>
-              <w:noProof/>
-              <w:kern w:val="2"/>
-              <w:sz w:val="24"/>
-              <w:szCs w:val="24"/>
-              <w:lang w:eastAsia="en-US"/>
-              <w14:ligatures w14:val="standardContextual"/>
-            </w:rPr>
-          </w:pPr>
-          <w:hyperlink w:anchor="_Toc188182989" w:history="1">
-            <w:r>
-              <w:rPr>
-                <w:rStyle w:val="Hyperlink"/>
-                <w:noProof/>
-              </w:rPr>
-              <w:t>Deliverables</w:t>
-            </w:r>
-            <w:r>
-              <w:rPr>
-                <w:noProof/>
-                <w:webHidden/>
-              </w:rPr>
-              <w:tab/>
-            </w:r>
-            <w:r>
-              <w:rPr>
-                <w:noProof/>
-                <w:webHidden/>
-              </w:rPr>
-              <w:fldChar w:fldCharType="begin"/>
-            </w:r>
-            <w:r>
-              <w:rPr>
-                <w:noProof/>
-                <w:webHidden/>
-              </w:rPr>
-              <w:instrText xml:space="preserve"> PAGEREF _Toc188182989 \h </w:instrText>
-            </w:r>
-            <w:r>
-              <w:rPr>
-                <w:noProof/>
-                <w:webHidden/>
-              </w:rPr>
-            </w:r>
-            <w:r>
-              <w:rPr>
-                <w:noProof/>
-                <w:webHidden/>
-              </w:rPr>
-              <w:fldChar w:fldCharType="separate"/>
-            </w:r>
-            <w:r>
-              <w:rPr>
-                <w:noProof/>
-                <w:webHidden/>
-              </w:rPr>
-              <w:t>6</w:t>
-            </w:r>
-            <w:r>
-              <w:rPr>
-                <w:noProof/>
-                <w:webHidden/>
-              </w:rPr>
-              <w:fldChar w:fldCharType="end"/>
-            </w:r>
-          </w:hyperlink>
-        </w:p>
-        <w:p>
-          <w:pPr>
-            <w:pStyle w:val="TOC3"/>
-            <w:tabs>
-              <w:tab w:val="right" w:leader="dot" w:pos="9350"/>
-            </w:tabs>
-            <w:rPr>
-              <w:rFonts w:cstheme="minorBidi"/>
-              <w:noProof/>
-              <w:kern w:val="2"/>
-              <w:sz w:val="24"/>
-              <w:szCs w:val="24"/>
-              <w:lang w:eastAsia="en-US"/>
-              <w14:ligatures w14:val="standardContextual"/>
-            </w:rPr>
-          </w:pPr>
-          <w:hyperlink w:anchor="_Toc188182990" w:history="1">
-            <w:r>
-              <w:rPr>
-                <w:rStyle w:val="Hyperlink"/>
-                <w:noProof/>
-              </w:rPr>
-              <w:t>Tasks</w:t>
-            </w:r>
-            <w:r>
-              <w:rPr>
-                <w:noProof/>
-                <w:webHidden/>
-              </w:rPr>
-              <w:tab/>
-            </w:r>
-            <w:r>
-              <w:rPr>
-                <w:noProof/>
-                <w:webHidden/>
-              </w:rPr>
-              <w:fldChar w:fldCharType="begin"/>
-            </w:r>
-            <w:r>
-              <w:rPr>
-                <w:noProof/>
-                <w:webHidden/>
-              </w:rPr>
-              <w:instrText xml:space="preserve"> PAGEREF _Toc188182990 \h </w:instrText>
-            </w:r>
-            <w:r>
-              <w:rPr>
-                <w:noProof/>
-                <w:webHidden/>
-              </w:rPr>
-            </w:r>
-            <w:r>
-              <w:rPr>
-                <w:noProof/>
-                <w:webHidden/>
-              </w:rPr>
-              <w:fldChar w:fldCharType="separate"/>
-            </w:r>
-            <w:r>
-              <w:rPr>
-                <w:noProof/>
-                <w:webHidden/>
-              </w:rPr>
-              <w:t>7</w:t>
-            </w:r>
-            <w:r>
-              <w:rPr>
-                <w:noProof/>
-                <w:webHidden/>
-              </w:rPr>
-              <w:fldChar w:fldCharType="end"/>
-            </w:r>
-          </w:hyperlink>
-        </w:p>
-        <w:p>
-          <w:pPr>
-            <w:pStyle w:val="TOC3"/>
-            <w:tabs>
-              <w:tab w:val="right" w:leader="dot" w:pos="9350"/>
-            </w:tabs>
-            <w:rPr>
-              <w:rFonts w:cstheme="minorBidi"/>
-              <w:noProof/>
-              <w:kern w:val="2"/>
-              <w:sz w:val="24"/>
-              <w:szCs w:val="24"/>
-              <w:lang w:eastAsia="en-US"/>
-              <w14:ligatures w14:val="standardContextual"/>
-            </w:rPr>
-          </w:pPr>
-          <w:hyperlink w:anchor="_Toc188182991" w:history="1">
-            <w:r>
-              <w:rPr>
-                <w:rStyle w:val="Hyperlink"/>
-                <w:noProof/>
-              </w:rPr>
-              <w:t>Needs</w:t>
-            </w:r>
-            <w:r>
-              <w:rPr>
-                <w:noProof/>
-                <w:webHidden/>
-              </w:rPr>
-              <w:tab/>
-            </w:r>
-            <w:r>
-              <w:rPr>
-                <w:noProof/>
-                <w:webHidden/>
-              </w:rPr>
-              <w:fldChar w:fldCharType="begin"/>
-            </w:r>
-            <w:r>
-              <w:rPr>
-                <w:noProof/>
-                <w:webHidden/>
-              </w:rPr>
-              <w:instrText xml:space="preserve"> PAGEREF _Toc188182991 \h </w:instrText>
-            </w:r>
-            <w:r>
-              <w:rPr>
-                <w:noProof/>
-                <w:webHidden/>
-              </w:rPr>
-            </w:r>
-            <w:r>
-              <w:rPr>
-                <w:noProof/>
-                <w:webHidden/>
-              </w:rPr>
-              <w:fldChar w:fldCharType="separate"/>
-            </w:r>
-            <w:r>
-              <w:rPr>
-                <w:noProof/>
-                <w:webHidden/>
-              </w:rPr>
-              <w:t>7</w:t>
-            </w:r>
-            <w:r>
-              <w:rPr>
-                <w:noProof/>
-                <w:webHidden/>
-              </w:rPr>
-              <w:fldChar w:fldCharType="end"/>
-            </w:r>
-          </w:hyperlink>
-        </w:p>
-        <w:p>
-          <w:pPr>
-            <w:pStyle w:val="TOC3"/>
-            <w:tabs>
-              <w:tab w:val="right" w:leader="dot" w:pos="9350"/>
-            </w:tabs>
-            <w:rPr>
-              <w:rFonts w:cstheme="minorBidi"/>
-              <w:noProof/>
-              <w:kern w:val="2"/>
-              <w:sz w:val="24"/>
-              <w:szCs w:val="24"/>
-              <w:lang w:eastAsia="en-US"/>
-              <w14:ligatures w14:val="standardContextual"/>
-            </w:rPr>
-          </w:pPr>
-          <w:hyperlink w:anchor="_Toc188182992" w:history="1">
-            <w:r>
-              <w:rPr>
-                <w:rStyle w:val="Hyperlink"/>
-                <w:noProof/>
-              </w:rPr>
-              <w:t>Pass/Fail Criteria</w:t>
-            </w:r>
-            <w:r>
-              <w:rPr>
-                <w:noProof/>
-                <w:webHidden/>
-              </w:rPr>
-              <w:tab/>
-            </w:r>
-            <w:r>
-              <w:rPr>
-                <w:noProof/>
-                <w:webHidden/>
-              </w:rPr>
-              <w:fldChar w:fldCharType="begin"/>
-            </w:r>
-            <w:r>
-              <w:rPr>
-                <w:noProof/>
-                <w:webHidden/>
-              </w:rPr>
-              <w:instrText xml:space="preserve"> PAGEREF _Toc188182992 \h </w:instrText>
-            </w:r>
-            <w:r>
-              <w:rPr>
-                <w:noProof/>
-                <w:webHidden/>
-              </w:rPr>
-            </w:r>
-            <w:r>
-              <w:rPr>
-                <w:noProof/>
-                <w:webHidden/>
-              </w:rPr>
-              <w:fldChar w:fldCharType="separate"/>
-            </w:r>
-            <w:r>
-              <w:rPr>
-                <w:noProof/>
-                <w:webHidden/>
-              </w:rPr>
-              <w:t>7</w:t>
+              <w:t>13</w:t>
             </w:r>
             <w:r>
               <w:rPr>
@@ -1802,13 +1810,13 @@
               <w14:ligatures w14:val="standardContextual"/>
             </w:rPr>
           </w:pPr>
-          <w:hyperlink w:anchor="_Toc188182993" w:history="1">
+          <w:hyperlink w:anchor="_Toc188187300" w:history="1">
             <w:r>
               <w:rPr>
                 <w:rStyle w:val="Hyperlink"/>
                 <w:noProof/>
               </w:rPr>
-              <w:t>Specifications</w:t>
+              <w:t>End User Guide</w:t>
             </w:r>
             <w:r>
               <w:rPr>
@@ -1829,7 +1837,7 @@
                 <w:noProof/>
                 <w:webHidden/>
               </w:rPr>
-              <w:instrText xml:space="preserve"> PAGEREF _Toc188182993 \h </w:instrText>
+              <w:instrText xml:space="preserve"> PAGEREF _Toc188187300 \h </w:instrText>
             </w:r>
             <w:r>
               <w:rPr>
@@ -1849,7 +1857,377 @@
                 <w:noProof/>
                 <w:webHidden/>
               </w:rPr>
-              <w:t>7</w:t>
+              <w:t>14</w:t>
+            </w:r>
+            <w:r>
+              <w:rPr>
+                <w:noProof/>
+                <w:webHidden/>
+              </w:rPr>
+              <w:fldChar w:fldCharType="end"/>
+            </w:r>
+          </w:hyperlink>
+        </w:p>
+        <w:p>
+          <w:pPr>
+            <w:pStyle w:val="TOC3"/>
+            <w:tabs>
+              <w:tab w:val="right" w:leader="dot" w:pos="9350"/>
+            </w:tabs>
+            <w:rPr>
+              <w:rFonts w:cstheme="minorBidi"/>
+              <w:noProof/>
+              <w:kern w:val="2"/>
+              <w:sz w:val="24"/>
+              <w:szCs w:val="24"/>
+              <w:lang w:eastAsia="en-US"/>
+              <w14:ligatures w14:val="standardContextual"/>
+            </w:rPr>
+          </w:pPr>
+          <w:hyperlink w:anchor="_Toc188187301" w:history="1">
+            <w:r>
+              <w:rPr>
+                <w:rStyle w:val="Hyperlink"/>
+                <w:noProof/>
+              </w:rPr>
+              <w:t>Accessing the website</w:t>
+            </w:r>
+            <w:r>
+              <w:rPr>
+                <w:noProof/>
+                <w:webHidden/>
+              </w:rPr>
+              <w:tab/>
+            </w:r>
+            <w:r>
+              <w:rPr>
+                <w:noProof/>
+                <w:webHidden/>
+              </w:rPr>
+              <w:fldChar w:fldCharType="begin"/>
+            </w:r>
+            <w:r>
+              <w:rPr>
+                <w:noProof/>
+                <w:webHidden/>
+              </w:rPr>
+              <w:instrText xml:space="preserve"> PAGEREF _Toc188187301 \h </w:instrText>
+            </w:r>
+            <w:r>
+              <w:rPr>
+                <w:noProof/>
+                <w:webHidden/>
+              </w:rPr>
+            </w:r>
+            <w:r>
+              <w:rPr>
+                <w:noProof/>
+                <w:webHidden/>
+              </w:rPr>
+              <w:fldChar w:fldCharType="separate"/>
+            </w:r>
+            <w:r>
+              <w:rPr>
+                <w:noProof/>
+                <w:webHidden/>
+              </w:rPr>
+              <w:t>14</w:t>
+            </w:r>
+            <w:r>
+              <w:rPr>
+                <w:noProof/>
+                <w:webHidden/>
+              </w:rPr>
+              <w:fldChar w:fldCharType="end"/>
+            </w:r>
+          </w:hyperlink>
+        </w:p>
+        <w:p>
+          <w:pPr>
+            <w:pStyle w:val="TOC3"/>
+            <w:tabs>
+              <w:tab w:val="right" w:leader="dot" w:pos="9350"/>
+            </w:tabs>
+            <w:rPr>
+              <w:rFonts w:cstheme="minorBidi"/>
+              <w:noProof/>
+              <w:kern w:val="2"/>
+              <w:sz w:val="24"/>
+              <w:szCs w:val="24"/>
+              <w:lang w:eastAsia="en-US"/>
+              <w14:ligatures w14:val="standardContextual"/>
+            </w:rPr>
+          </w:pPr>
+          <w:hyperlink w:anchor="_Toc188187302" w:history="1">
+            <w:r>
+              <w:rPr>
+                <w:rStyle w:val="Hyperlink"/>
+                <w:noProof/>
+              </w:rPr>
+              <w:t>Signing In</w:t>
+            </w:r>
+            <w:r>
+              <w:rPr>
+                <w:noProof/>
+                <w:webHidden/>
+              </w:rPr>
+              <w:tab/>
+            </w:r>
+            <w:r>
+              <w:rPr>
+                <w:noProof/>
+                <w:webHidden/>
+              </w:rPr>
+              <w:fldChar w:fldCharType="begin"/>
+            </w:r>
+            <w:r>
+              <w:rPr>
+                <w:noProof/>
+                <w:webHidden/>
+              </w:rPr>
+              <w:instrText xml:space="preserve"> PAGEREF _Toc188187302 \h </w:instrText>
+            </w:r>
+            <w:r>
+              <w:rPr>
+                <w:noProof/>
+                <w:webHidden/>
+              </w:rPr>
+            </w:r>
+            <w:r>
+              <w:rPr>
+                <w:noProof/>
+                <w:webHidden/>
+              </w:rPr>
+              <w:fldChar w:fldCharType="separate"/>
+            </w:r>
+            <w:r>
+              <w:rPr>
+                <w:noProof/>
+                <w:webHidden/>
+              </w:rPr>
+              <w:t>14</w:t>
+            </w:r>
+            <w:r>
+              <w:rPr>
+                <w:noProof/>
+                <w:webHidden/>
+              </w:rPr>
+              <w:fldChar w:fldCharType="end"/>
+            </w:r>
+          </w:hyperlink>
+        </w:p>
+        <w:p>
+          <w:pPr>
+            <w:pStyle w:val="TOC3"/>
+            <w:tabs>
+              <w:tab w:val="right" w:leader="dot" w:pos="9350"/>
+            </w:tabs>
+            <w:rPr>
+              <w:rFonts w:cstheme="minorBidi"/>
+              <w:noProof/>
+              <w:kern w:val="2"/>
+              <w:sz w:val="24"/>
+              <w:szCs w:val="24"/>
+              <w:lang w:eastAsia="en-US"/>
+              <w14:ligatures w14:val="standardContextual"/>
+            </w:rPr>
+          </w:pPr>
+          <w:hyperlink w:anchor="_Toc188187303" w:history="1">
+            <w:r>
+              <w:rPr>
+                <w:rStyle w:val="Hyperlink"/>
+                <w:noProof/>
+              </w:rPr>
+              <w:t>Using the site as a logged OUT user</w:t>
+            </w:r>
+            <w:r>
+              <w:rPr>
+                <w:noProof/>
+                <w:webHidden/>
+              </w:rPr>
+              <w:tab/>
+            </w:r>
+            <w:r>
+              <w:rPr>
+                <w:noProof/>
+                <w:webHidden/>
+              </w:rPr>
+              <w:fldChar w:fldCharType="begin"/>
+            </w:r>
+            <w:r>
+              <w:rPr>
+                <w:noProof/>
+                <w:webHidden/>
+              </w:rPr>
+              <w:instrText xml:space="preserve"> PAGEREF _Toc188187303 \h </w:instrText>
+            </w:r>
+            <w:r>
+              <w:rPr>
+                <w:noProof/>
+                <w:webHidden/>
+              </w:rPr>
+            </w:r>
+            <w:r>
+              <w:rPr>
+                <w:noProof/>
+                <w:webHidden/>
+              </w:rPr>
+              <w:fldChar w:fldCharType="separate"/>
+            </w:r>
+            <w:r>
+              <w:rPr>
+                <w:noProof/>
+                <w:webHidden/>
+              </w:rPr>
+              <w:t>15</w:t>
+            </w:r>
+            <w:r>
+              <w:rPr>
+                <w:noProof/>
+                <w:webHidden/>
+              </w:rPr>
+              <w:fldChar w:fldCharType="end"/>
+            </w:r>
+          </w:hyperlink>
+        </w:p>
+        <w:p>
+          <w:pPr>
+            <w:pStyle w:val="TOC3"/>
+            <w:tabs>
+              <w:tab w:val="right" w:leader="dot" w:pos="9350"/>
+            </w:tabs>
+            <w:rPr>
+              <w:rFonts w:cstheme="minorBidi"/>
+              <w:noProof/>
+              <w:kern w:val="2"/>
+              <w:sz w:val="24"/>
+              <w:szCs w:val="24"/>
+              <w:lang w:eastAsia="en-US"/>
+              <w14:ligatures w14:val="standardContextual"/>
+            </w:rPr>
+          </w:pPr>
+          <w:hyperlink w:anchor="_Toc188187304" w:history="1">
+            <w:r>
+              <w:rPr>
+                <w:rStyle w:val="Hyperlink"/>
+                <w:noProof/>
+              </w:rPr>
+              <w:t>Using the site as a logged IN user</w:t>
+            </w:r>
+            <w:r>
+              <w:rPr>
+                <w:noProof/>
+                <w:webHidden/>
+              </w:rPr>
+              <w:tab/>
+            </w:r>
+            <w:r>
+              <w:rPr>
+                <w:noProof/>
+                <w:webHidden/>
+              </w:rPr>
+              <w:fldChar w:fldCharType="begin"/>
+            </w:r>
+            <w:r>
+              <w:rPr>
+                <w:noProof/>
+                <w:webHidden/>
+              </w:rPr>
+              <w:instrText xml:space="preserve"> PAGEREF _Toc188187304 \h </w:instrText>
+            </w:r>
+            <w:r>
+              <w:rPr>
+                <w:noProof/>
+                <w:webHidden/>
+              </w:rPr>
+            </w:r>
+            <w:r>
+              <w:rPr>
+                <w:noProof/>
+                <w:webHidden/>
+              </w:rPr>
+              <w:fldChar w:fldCharType="separate"/>
+            </w:r>
+            <w:r>
+              <w:rPr>
+                <w:noProof/>
+                <w:webHidden/>
+              </w:rPr>
+              <w:t>20</w:t>
+            </w:r>
+            <w:r>
+              <w:rPr>
+                <w:noProof/>
+                <w:webHidden/>
+              </w:rPr>
+              <w:fldChar w:fldCharType="end"/>
+            </w:r>
+          </w:hyperlink>
+        </w:p>
+        <w:p>
+          <w:pPr>
+            <w:pStyle w:val="TOC3"/>
+            <w:tabs>
+              <w:tab w:val="right" w:leader="dot" w:pos="9350"/>
+            </w:tabs>
+            <w:rPr>
+              <w:rFonts w:cstheme="minorBidi"/>
+              <w:noProof/>
+              <w:kern w:val="2"/>
+              <w:sz w:val="24"/>
+              <w:szCs w:val="24"/>
+              <w:lang w:eastAsia="en-US"/>
+              <w14:ligatures w14:val="standardContextual"/>
+            </w:rPr>
+          </w:pPr>
+          <w:hyperlink w:anchor="_Toc188187305" w:history="1">
+            <w:r>
+              <w:rPr>
+                <w:rStyle w:val="Hyperlink"/>
+                <w:noProof/>
+              </w:rPr>
+              <w:t>Using the site as an ADMIN user</w:t>
+            </w:r>
+            <w:r>
+              <w:rPr>
+                <w:noProof/>
+                <w:webHidden/>
+              </w:rPr>
+              <w:tab/>
+            </w:r>
+            <w:r>
+              <w:rPr>
+                <w:noProof/>
+                <w:webHidden/>
+              </w:rPr>
+              <w:fldChar w:fldCharType="begin"/>
+            </w:r>
+            <w:r>
+              <w:rPr>
+                <w:noProof/>
+                <w:webHidden/>
+              </w:rPr>
+              <w:instrText xml:space="preserve"> PAGEREF _Toc188187305 \h </w:instrText>
+            </w:r>
+            <w:r>
+              <w:rPr>
+                <w:noProof/>
+                <w:webHidden/>
+              </w:rPr>
+            </w:r>
+            <w:r>
+              <w:rPr>
+                <w:noProof/>
+                <w:webHidden/>
+              </w:rPr>
+              <w:fldChar w:fldCharType="separate"/>
+            </w:r>
+            <w:r>
+              <w:rPr>
+                <w:noProof/>
+                <w:webHidden/>
+              </w:rPr>
+              <w:t>26</w:t>
             </w:r>
             <w:r>
               <w:rPr>
@@ -1878,13 +2256,13 @@
               <w14:ligatures w14:val="standardContextual"/>
             </w:rPr>
           </w:pPr>
-          <w:hyperlink w:anchor="_Toc188182994" w:history="1">
+          <w:hyperlink w:anchor="_Toc188187306" w:history="1">
             <w:r>
               <w:rPr>
                 <w:rStyle w:val="Hyperlink"/>
                 <w:noProof/>
               </w:rPr>
-              <w:t>Procedures</w:t>
+              <w:t>Developer Guide</w:t>
             </w:r>
             <w:r>
               <w:rPr>
@@ -1905,7 +2283,7 @@
                 <w:noProof/>
                 <w:webHidden/>
               </w:rPr>
-              <w:instrText xml:space="preserve"> PAGEREF _Toc188182994 \h </w:instrText>
+              <w:instrText xml:space="preserve"> PAGEREF _Toc188187306 \h </w:instrText>
             </w:r>
             <w:r>
               <w:rPr>
@@ -1925,235 +2303,7 @@
                 <w:noProof/>
                 <w:webHidden/>
               </w:rPr>
-              <w:t>9</w:t>
-            </w:r>
-            <w:r>
-              <w:rPr>
-                <w:noProof/>
-                <w:webHidden/>
-              </w:rPr>
-              <w:fldChar w:fldCharType="end"/>
-            </w:r>
-          </w:hyperlink>
-        </w:p>
-        <w:p>
-          <w:pPr>
-            <w:pStyle w:val="TOC2"/>
-            <w:tabs>
-              <w:tab w:val="right" w:leader="dot" w:pos="9350"/>
-            </w:tabs>
-            <w:rPr>
-              <w:rFonts w:cstheme="minorBidi"/>
-              <w:b w:val="0"/>
-              <w:bCs w:val="0"/>
-              <w:noProof/>
-              <w:kern w:val="2"/>
-              <w:sz w:val="24"/>
-              <w:szCs w:val="24"/>
-              <w:lang w:eastAsia="en-US"/>
-              <w14:ligatures w14:val="standardContextual"/>
-            </w:rPr>
-          </w:pPr>
-          <w:hyperlink w:anchor="_Toc188182995" w:history="1">
-            <w:r>
-              <w:rPr>
-                <w:rStyle w:val="Hyperlink"/>
-                <w:noProof/>
-              </w:rPr>
-              <w:t>Results</w:t>
-            </w:r>
-            <w:r>
-              <w:rPr>
-                <w:noProof/>
-                <w:webHidden/>
-              </w:rPr>
-              <w:tab/>
-            </w:r>
-            <w:r>
-              <w:rPr>
-                <w:noProof/>
-                <w:webHidden/>
-              </w:rPr>
-              <w:fldChar w:fldCharType="begin"/>
-            </w:r>
-            <w:r>
-              <w:rPr>
-                <w:noProof/>
-                <w:webHidden/>
-              </w:rPr>
-              <w:instrText xml:space="preserve"> PAGEREF _Toc188182995 \h </w:instrText>
-            </w:r>
-            <w:r>
-              <w:rPr>
-                <w:noProof/>
-                <w:webHidden/>
-              </w:rPr>
-            </w:r>
-            <w:r>
-              <w:rPr>
-                <w:noProof/>
-                <w:webHidden/>
-              </w:rPr>
-              <w:fldChar w:fldCharType="separate"/>
-            </w:r>
-            <w:r>
-              <w:rPr>
-                <w:noProof/>
-                <w:webHidden/>
-              </w:rPr>
-              <w:t>9</w:t>
-            </w:r>
-            <w:r>
-              <w:rPr>
-                <w:noProof/>
-                <w:webHidden/>
-              </w:rPr>
-              <w:fldChar w:fldCharType="end"/>
-            </w:r>
-          </w:hyperlink>
-        </w:p>
-        <w:p>
-          <w:pPr>
-            <w:pStyle w:val="TOC2"/>
-            <w:tabs>
-              <w:tab w:val="right" w:leader="dot" w:pos="9350"/>
-            </w:tabs>
-            <w:rPr>
-              <w:rFonts w:cstheme="minorBidi"/>
-              <w:b w:val="0"/>
-              <w:bCs w:val="0"/>
-              <w:noProof/>
-              <w:kern w:val="2"/>
-              <w:sz w:val="24"/>
-              <w:szCs w:val="24"/>
-              <w:lang w:eastAsia="en-US"/>
-              <w14:ligatures w14:val="standardContextual"/>
-            </w:rPr>
-          </w:pPr>
-          <w:hyperlink w:anchor="_Toc188182996" w:history="1">
-            <w:r>
-              <w:rPr>
-                <w:rStyle w:val="Hyperlink"/>
-                <w:noProof/>
-              </w:rPr>
-              <w:t>Introduction</w:t>
-            </w:r>
-            <w:r>
-              <w:rPr>
-                <w:noProof/>
-                <w:webHidden/>
-              </w:rPr>
-              <w:tab/>
-            </w:r>
-            <w:r>
-              <w:rPr>
-                <w:noProof/>
-                <w:webHidden/>
-              </w:rPr>
-              <w:fldChar w:fldCharType="begin"/>
-            </w:r>
-            <w:r>
-              <w:rPr>
-                <w:noProof/>
-                <w:webHidden/>
-              </w:rPr>
-              <w:instrText xml:space="preserve"> PAGEREF _Toc188182996 \h </w:instrText>
-            </w:r>
-            <w:r>
-              <w:rPr>
-                <w:noProof/>
-                <w:webHidden/>
-              </w:rPr>
-            </w:r>
-            <w:r>
-              <w:rPr>
-                <w:noProof/>
-                <w:webHidden/>
-              </w:rPr>
-              <w:fldChar w:fldCharType="separate"/>
-            </w:r>
-            <w:r>
-              <w:rPr>
-                <w:noProof/>
-                <w:webHidden/>
-              </w:rPr>
-              <w:t>11</w:t>
-            </w:r>
-            <w:r>
-              <w:rPr>
-                <w:noProof/>
-                <w:webHidden/>
-              </w:rPr>
-              <w:fldChar w:fldCharType="end"/>
-            </w:r>
-          </w:hyperlink>
-        </w:p>
-        <w:p>
-          <w:pPr>
-            <w:pStyle w:val="TOC2"/>
-            <w:tabs>
-              <w:tab w:val="right" w:leader="dot" w:pos="9350"/>
-            </w:tabs>
-            <w:rPr>
-              <w:rFonts w:cstheme="minorBidi"/>
-              <w:b w:val="0"/>
-              <w:bCs w:val="0"/>
-              <w:noProof/>
-              <w:kern w:val="2"/>
-              <w:sz w:val="24"/>
-              <w:szCs w:val="24"/>
-              <w:lang w:eastAsia="en-US"/>
-              <w14:ligatures w14:val="standardContextual"/>
-            </w:rPr>
-          </w:pPr>
-          <w:hyperlink w:anchor="_Toc188182997" w:history="1">
-            <w:r>
-              <w:rPr>
-                <w:rStyle w:val="Hyperlink"/>
-                <w:noProof/>
-              </w:rPr>
-              <w:t>End User Guide</w:t>
-            </w:r>
-            <w:r>
-              <w:rPr>
-                <w:noProof/>
-                <w:webHidden/>
-              </w:rPr>
-              <w:tab/>
-            </w:r>
-            <w:r>
-              <w:rPr>
-                <w:noProof/>
-                <w:webHidden/>
-              </w:rPr>
-              <w:fldChar w:fldCharType="begin"/>
-            </w:r>
-            <w:r>
-              <w:rPr>
-                <w:noProof/>
-                <w:webHidden/>
-              </w:rPr>
-              <w:instrText xml:space="preserve"> PAGEREF _Toc188182997 \h </w:instrText>
-            </w:r>
-            <w:r>
-              <w:rPr>
-                <w:noProof/>
-                <w:webHidden/>
-              </w:rPr>
-            </w:r>
-            <w:r>
-              <w:rPr>
-                <w:noProof/>
-                <w:webHidden/>
-              </w:rPr>
-              <w:fldChar w:fldCharType="separate"/>
-            </w:r>
-            <w:r>
-              <w:rPr>
-                <w:noProof/>
-                <w:webHidden/>
-              </w:rPr>
-              <w:t>12</w:t>
+              <w:t>29</w:t>
             </w:r>
             <w:r>
               <w:rPr>
@@ -2180,13 +2330,13 @@
               <w14:ligatures w14:val="standardContextual"/>
             </w:rPr>
           </w:pPr>
-          <w:hyperlink w:anchor="_Toc188182998" w:history="1">
+          <w:hyperlink w:anchor="_Toc188187307" w:history="1">
             <w:r>
               <w:rPr>
                 <w:rStyle w:val="Hyperlink"/>
                 <w:noProof/>
               </w:rPr>
-              <w:t>Accessing the website</w:t>
+              <w:t>Requirements</w:t>
             </w:r>
             <w:r>
               <w:rPr>
@@ -2207,7 +2357,7 @@
                 <w:noProof/>
                 <w:webHidden/>
               </w:rPr>
-              <w:instrText xml:space="preserve"> PAGEREF _Toc188182998 \h </w:instrText>
+              <w:instrText xml:space="preserve"> PAGEREF _Toc188187307 \h </w:instrText>
             </w:r>
             <w:r>
               <w:rPr>
@@ -2227,7 +2377,7 @@
                 <w:noProof/>
                 <w:webHidden/>
               </w:rPr>
-              <w:t>12</w:t>
+              <w:t>29</w:t>
             </w:r>
             <w:r>
               <w:rPr>
@@ -2254,13 +2404,13 @@
               <w14:ligatures w14:val="standardContextual"/>
             </w:rPr>
           </w:pPr>
-          <w:hyperlink w:anchor="_Toc188182999" w:history="1">
+          <w:hyperlink w:anchor="_Toc188187308" w:history="1">
             <w:r>
               <w:rPr>
                 <w:rStyle w:val="Hyperlink"/>
                 <w:noProof/>
               </w:rPr>
-              <w:t>Signing In</w:t>
+              <w:t>Cloning the GitLab repository</w:t>
             </w:r>
             <w:r>
               <w:rPr>
@@ -2281,7 +2431,7 @@
                 <w:noProof/>
                 <w:webHidden/>
               </w:rPr>
-              <w:instrText xml:space="preserve"> PAGEREF _Toc188182999 \h </w:instrText>
+              <w:instrText xml:space="preserve"> PAGEREF _Toc188187308 \h </w:instrText>
             </w:r>
             <w:r>
               <w:rPr>
@@ -2301,453 +2451,7 @@
                 <w:noProof/>
                 <w:webHidden/>
               </w:rPr>
-              <w:t>12</w:t>
-            </w:r>
-            <w:r>
-              <w:rPr>
-                <w:noProof/>
-                <w:webHidden/>
-              </w:rPr>
-              <w:fldChar w:fldCharType="end"/>
-            </w:r>
-          </w:hyperlink>
-        </w:p>
-        <w:p>
-          <w:pPr>
-            <w:pStyle w:val="TOC3"/>
-            <w:tabs>
-              <w:tab w:val="right" w:leader="dot" w:pos="9350"/>
-            </w:tabs>
-            <w:rPr>
-              <w:rFonts w:cstheme="minorBidi"/>
-              <w:noProof/>
-              <w:kern w:val="2"/>
-              <w:sz w:val="24"/>
-              <w:szCs w:val="24"/>
-              <w:lang w:eastAsia="en-US"/>
-              <w14:ligatures w14:val="standardContextual"/>
-            </w:rPr>
-          </w:pPr>
-          <w:hyperlink w:anchor="_Toc188183000" w:history="1">
-            <w:r>
-              <w:rPr>
-                <w:rStyle w:val="Hyperlink"/>
-                <w:noProof/>
-              </w:rPr>
-              <w:t>Using the site as a logged OUT user</w:t>
-            </w:r>
-            <w:r>
-              <w:rPr>
-                <w:noProof/>
-                <w:webHidden/>
-              </w:rPr>
-              <w:tab/>
-            </w:r>
-            <w:r>
-              <w:rPr>
-                <w:noProof/>
-                <w:webHidden/>
-              </w:rPr>
-              <w:fldChar w:fldCharType="begin"/>
-            </w:r>
-            <w:r>
-              <w:rPr>
-                <w:noProof/>
-                <w:webHidden/>
-              </w:rPr>
-              <w:instrText xml:space="preserve"> PAGEREF _Toc188183000 \h </w:instrText>
-            </w:r>
-            <w:r>
-              <w:rPr>
-                <w:noProof/>
-                <w:webHidden/>
-              </w:rPr>
-            </w:r>
-            <w:r>
-              <w:rPr>
-                <w:noProof/>
-                <w:webHidden/>
-              </w:rPr>
-              <w:fldChar w:fldCharType="separate"/>
-            </w:r>
-            <w:r>
-              <w:rPr>
-                <w:noProof/>
-                <w:webHidden/>
-              </w:rPr>
-              <w:t>13</w:t>
-            </w:r>
-            <w:r>
-              <w:rPr>
-                <w:noProof/>
-                <w:webHidden/>
-              </w:rPr>
-              <w:fldChar w:fldCharType="end"/>
-            </w:r>
-          </w:hyperlink>
-        </w:p>
-        <w:p>
-          <w:pPr>
-            <w:pStyle w:val="TOC3"/>
-            <w:tabs>
-              <w:tab w:val="right" w:leader="dot" w:pos="9350"/>
-            </w:tabs>
-            <w:rPr>
-              <w:rFonts w:cstheme="minorBidi"/>
-              <w:noProof/>
-              <w:kern w:val="2"/>
-              <w:sz w:val="24"/>
-              <w:szCs w:val="24"/>
-              <w:lang w:eastAsia="en-US"/>
-              <w14:ligatures w14:val="standardContextual"/>
-            </w:rPr>
-          </w:pPr>
-          <w:hyperlink w:anchor="_Toc188183001" w:history="1">
-            <w:r>
-              <w:rPr>
-                <w:rStyle w:val="Hyperlink"/>
-                <w:noProof/>
-              </w:rPr>
-              <w:t>Using the site as a logged IN user</w:t>
-            </w:r>
-            <w:r>
-              <w:rPr>
-                <w:noProof/>
-                <w:webHidden/>
-              </w:rPr>
-              <w:tab/>
-            </w:r>
-            <w:r>
-              <w:rPr>
-                <w:noProof/>
-                <w:webHidden/>
-              </w:rPr>
-              <w:fldChar w:fldCharType="begin"/>
-            </w:r>
-            <w:r>
-              <w:rPr>
-                <w:noProof/>
-                <w:webHidden/>
-              </w:rPr>
-              <w:instrText xml:space="preserve"> PAGEREF _Toc188183001 \h </w:instrText>
-            </w:r>
-            <w:r>
-              <w:rPr>
-                <w:noProof/>
-                <w:webHidden/>
-              </w:rPr>
-            </w:r>
-            <w:r>
-              <w:rPr>
-                <w:noProof/>
-                <w:webHidden/>
-              </w:rPr>
-              <w:fldChar w:fldCharType="separate"/>
-            </w:r>
-            <w:r>
-              <w:rPr>
-                <w:noProof/>
-                <w:webHidden/>
-              </w:rPr>
-              <w:t>18</w:t>
-            </w:r>
-            <w:r>
-              <w:rPr>
-                <w:noProof/>
-                <w:webHidden/>
-              </w:rPr>
-              <w:fldChar w:fldCharType="end"/>
-            </w:r>
-          </w:hyperlink>
-        </w:p>
-        <w:p>
-          <w:pPr>
-            <w:pStyle w:val="TOC3"/>
-            <w:tabs>
-              <w:tab w:val="right" w:leader="dot" w:pos="9350"/>
-            </w:tabs>
-            <w:rPr>
-              <w:rFonts w:cstheme="minorBidi"/>
-              <w:noProof/>
-              <w:kern w:val="2"/>
-              <w:sz w:val="24"/>
-              <w:szCs w:val="24"/>
-              <w:lang w:eastAsia="en-US"/>
-              <w14:ligatures w14:val="standardContextual"/>
-            </w:rPr>
-          </w:pPr>
-          <w:hyperlink w:anchor="_Toc188183002" w:history="1">
-            <w:r>
-              <w:rPr>
-                <w:rStyle w:val="Hyperlink"/>
-                <w:noProof/>
-              </w:rPr>
-              <w:t>Using the site as an ADMIN user</w:t>
-            </w:r>
-            <w:r>
-              <w:rPr>
-                <w:noProof/>
-                <w:webHidden/>
-              </w:rPr>
-              <w:tab/>
-            </w:r>
-            <w:r>
-              <w:rPr>
-                <w:noProof/>
-                <w:webHidden/>
-              </w:rPr>
-              <w:fldChar w:fldCharType="begin"/>
-            </w:r>
-            <w:r>
-              <w:rPr>
-                <w:noProof/>
-                <w:webHidden/>
-              </w:rPr>
-              <w:instrText xml:space="preserve"> PAGEREF _Toc188183002 \h </w:instrText>
-            </w:r>
-            <w:r>
-              <w:rPr>
-                <w:noProof/>
-                <w:webHidden/>
-              </w:rPr>
-            </w:r>
-            <w:r>
-              <w:rPr>
-                <w:noProof/>
-                <w:webHidden/>
-              </w:rPr>
-              <w:fldChar w:fldCharType="separate"/>
-            </w:r>
-            <w:r>
-              <w:rPr>
-                <w:noProof/>
-                <w:webHidden/>
-              </w:rPr>
-              <w:t>24</w:t>
-            </w:r>
-            <w:r>
-              <w:rPr>
-                <w:noProof/>
-                <w:webHidden/>
-              </w:rPr>
-              <w:fldChar w:fldCharType="end"/>
-            </w:r>
-          </w:hyperlink>
-        </w:p>
-        <w:p>
-          <w:pPr>
-            <w:pStyle w:val="TOC2"/>
-            <w:tabs>
-              <w:tab w:val="right" w:leader="dot" w:pos="9350"/>
-            </w:tabs>
-            <w:rPr>
-              <w:rFonts w:cstheme="minorBidi"/>
-              <w:b w:val="0"/>
-              <w:bCs w:val="0"/>
-              <w:noProof/>
-              <w:kern w:val="2"/>
-              <w:sz w:val="24"/>
-              <w:szCs w:val="24"/>
-              <w:lang w:eastAsia="en-US"/>
-              <w14:ligatures w14:val="standardContextual"/>
-            </w:rPr>
-          </w:pPr>
-          <w:hyperlink w:anchor="_Toc188183003" w:history="1">
-            <w:r>
-              <w:rPr>
-                <w:rStyle w:val="Hyperlink"/>
-                <w:noProof/>
-              </w:rPr>
-              <w:t>Developer Guide</w:t>
-            </w:r>
-            <w:r>
-              <w:rPr>
-                <w:noProof/>
-                <w:webHidden/>
-              </w:rPr>
-              <w:tab/>
-            </w:r>
-            <w:r>
-              <w:rPr>
-                <w:noProof/>
-                <w:webHidden/>
-              </w:rPr>
-              <w:fldChar w:fldCharType="begin"/>
-            </w:r>
-            <w:r>
-              <w:rPr>
-                <w:noProof/>
-                <w:webHidden/>
-              </w:rPr>
-              <w:instrText xml:space="preserve"> PAGEREF _Toc188183003 \h </w:instrText>
-            </w:r>
-            <w:r>
-              <w:rPr>
-                <w:noProof/>
-                <w:webHidden/>
-              </w:rPr>
-            </w:r>
-            <w:r>
-              <w:rPr>
-                <w:noProof/>
-                <w:webHidden/>
-              </w:rPr>
-              <w:fldChar w:fldCharType="separate"/>
-            </w:r>
-            <w:r>
-              <w:rPr>
-                <w:noProof/>
-                <w:webHidden/>
-              </w:rPr>
-              <w:t>27</w:t>
-            </w:r>
-            <w:r>
-              <w:rPr>
-                <w:noProof/>
-                <w:webHidden/>
-              </w:rPr>
-              <w:fldChar w:fldCharType="end"/>
-            </w:r>
-          </w:hyperlink>
-        </w:p>
-        <w:p>
-          <w:pPr>
-            <w:pStyle w:val="TOC3"/>
-            <w:tabs>
-              <w:tab w:val="right" w:leader="dot" w:pos="9350"/>
-            </w:tabs>
-            <w:rPr>
-              <w:rFonts w:cstheme="minorBidi"/>
-              <w:noProof/>
-              <w:kern w:val="2"/>
-              <w:sz w:val="24"/>
-              <w:szCs w:val="24"/>
-              <w:lang w:eastAsia="en-US"/>
-              <w14:ligatures w14:val="standardContextual"/>
-            </w:rPr>
-          </w:pPr>
-          <w:hyperlink w:anchor="_Toc188183004" w:history="1">
-            <w:r>
-              <w:rPr>
-                <w:rStyle w:val="Hyperlink"/>
-                <w:noProof/>
-              </w:rPr>
-              <w:t>Requirements</w:t>
-            </w:r>
-            <w:r>
-              <w:rPr>
-                <w:noProof/>
-                <w:webHidden/>
-              </w:rPr>
-              <w:tab/>
-            </w:r>
-            <w:r>
-              <w:rPr>
-                <w:noProof/>
-                <w:webHidden/>
-              </w:rPr>
-              <w:fldChar w:fldCharType="begin"/>
-            </w:r>
-            <w:r>
-              <w:rPr>
-                <w:noProof/>
-                <w:webHidden/>
-              </w:rPr>
-              <w:instrText xml:space="preserve"> PAGEREF _Toc188183004 \h </w:instrText>
-            </w:r>
-            <w:r>
-              <w:rPr>
-                <w:noProof/>
-                <w:webHidden/>
-              </w:rPr>
-            </w:r>
-            <w:r>
-              <w:rPr>
-                <w:noProof/>
-                <w:webHidden/>
-              </w:rPr>
-              <w:fldChar w:fldCharType="separate"/>
-            </w:r>
-            <w:r>
-              <w:rPr>
-                <w:noProof/>
-                <w:webHidden/>
-              </w:rPr>
-              <w:t>27</w:t>
-            </w:r>
-            <w:r>
-              <w:rPr>
-                <w:noProof/>
-                <w:webHidden/>
-              </w:rPr>
-              <w:fldChar w:fldCharType="end"/>
-            </w:r>
-          </w:hyperlink>
-        </w:p>
-        <w:p>
-          <w:pPr>
-            <w:pStyle w:val="TOC3"/>
-            <w:tabs>
-              <w:tab w:val="right" w:leader="dot" w:pos="9350"/>
-            </w:tabs>
-            <w:rPr>
-              <w:rFonts w:cstheme="minorBidi"/>
-              <w:noProof/>
-              <w:kern w:val="2"/>
-              <w:sz w:val="24"/>
-              <w:szCs w:val="24"/>
-              <w:lang w:eastAsia="en-US"/>
-              <w14:ligatures w14:val="standardContextual"/>
-            </w:rPr>
-          </w:pPr>
-          <w:hyperlink w:anchor="_Toc188183005" w:history="1">
-            <w:r>
-              <w:rPr>
-                <w:rStyle w:val="Hyperlink"/>
-                <w:noProof/>
-              </w:rPr>
-              <w:t>Cloning the GitLab repository</w:t>
-            </w:r>
-            <w:r>
-              <w:rPr>
-                <w:noProof/>
-                <w:webHidden/>
-              </w:rPr>
-              <w:tab/>
-            </w:r>
-            <w:r>
-              <w:rPr>
-                <w:noProof/>
-                <w:webHidden/>
-              </w:rPr>
-              <w:fldChar w:fldCharType="begin"/>
-            </w:r>
-            <w:r>
-              <w:rPr>
-                <w:noProof/>
-                <w:webHidden/>
-              </w:rPr>
-              <w:instrText xml:space="preserve"> PAGEREF _Toc188183005 \h </w:instrText>
-            </w:r>
-            <w:r>
-              <w:rPr>
-                <w:noProof/>
-                <w:webHidden/>
-              </w:rPr>
-            </w:r>
-            <w:r>
-              <w:rPr>
-                <w:noProof/>
-                <w:webHidden/>
-              </w:rPr>
-              <w:fldChar w:fldCharType="separate"/>
-            </w:r>
-            <w:r>
-              <w:rPr>
-                <w:noProof/>
-                <w:webHidden/>
-              </w:rPr>
-              <w:t>28</w:t>
+              <w:t>30</w:t>
             </w:r>
             <w:r>
               <w:rPr>
@@ -2776,13 +2480,13 @@
               <w14:ligatures w14:val="standardContextual"/>
             </w:rPr>
           </w:pPr>
-          <w:hyperlink w:anchor="_Toc188183006" w:history="1">
+          <w:hyperlink w:anchor="_Toc188187309" w:history="1">
             <w:r>
               <w:rPr>
                 <w:rStyle w:val="Hyperlink"/>
                 <w:noProof/>
               </w:rPr>
-              <w:t>LINK TO HOSTED WEB APPLICATION</w:t>
+              <w:t>Link to hosted web application</w:t>
             </w:r>
             <w:r>
               <w:rPr>
@@ -2803,7 +2507,7 @@
                 <w:noProof/>
                 <w:webHidden/>
               </w:rPr>
-              <w:instrText xml:space="preserve"> PAGEREF _Toc188183006 \h </w:instrText>
+              <w:instrText xml:space="preserve"> PAGEREF _Toc188187309 \h </w:instrText>
             </w:r>
             <w:r>
               <w:rPr>
@@ -2823,7 +2527,7 @@
                 <w:noProof/>
                 <w:webHidden/>
               </w:rPr>
-              <w:t>29</w:t>
+              <w:t>31</w:t>
             </w:r>
             <w:r>
               <w:rPr>
@@ -2852,13 +2556,13 @@
               <w14:ligatures w14:val="standardContextual"/>
             </w:rPr>
           </w:pPr>
-          <w:hyperlink w:anchor="_Toc188183007" w:history="1">
+          <w:hyperlink w:anchor="_Toc188187310" w:history="1">
             <w:r>
               <w:rPr>
                 <w:rStyle w:val="Hyperlink"/>
                 <w:noProof/>
               </w:rPr>
-              <w:t>LINK TO GITLAB REPO</w:t>
+              <w:t>Link to GitLab Repo</w:t>
             </w:r>
             <w:r>
               <w:rPr>
@@ -2879,7 +2583,7 @@
                 <w:noProof/>
                 <w:webHidden/>
               </w:rPr>
-              <w:instrText xml:space="preserve"> PAGEREF _Toc188183007 \h </w:instrText>
+              <w:instrText xml:space="preserve"> PAGEREF _Toc188187310 \h </w:instrText>
             </w:r>
             <w:r>
               <w:rPr>
@@ -2899,7 +2603,83 @@
                 <w:noProof/>
                 <w:webHidden/>
               </w:rPr>
-              <w:t>29</w:t>
+              <w:t>31</w:t>
+            </w:r>
+            <w:r>
+              <w:rPr>
+                <w:noProof/>
+                <w:webHidden/>
+              </w:rPr>
+              <w:fldChar w:fldCharType="end"/>
+            </w:r>
+          </w:hyperlink>
+        </w:p>
+        <w:p>
+          <w:pPr>
+            <w:pStyle w:val="TOC1"/>
+            <w:tabs>
+              <w:tab w:val="right" w:leader="dot" w:pos="9350"/>
+            </w:tabs>
+            <w:rPr>
+              <w:rFonts w:cstheme="minorBidi"/>
+              <w:b w:val="0"/>
+              <w:bCs w:val="0"/>
+              <w:i w:val="0"/>
+              <w:iCs w:val="0"/>
+              <w:noProof/>
+              <w:kern w:val="2"/>
+              <w:lang w:eastAsia="en-US"/>
+              <w14:ligatures w14:val="standardContextual"/>
+            </w:rPr>
+          </w:pPr>
+          <w:hyperlink w:anchor="_Toc188187311" w:history="1">
+            <w:r>
+              <w:rPr>
+                <w:rStyle w:val="Hyperlink"/>
+                <w:noProof/>
+              </w:rPr>
+              <w:t>Sources</w:t>
+            </w:r>
+            <w:r>
+              <w:rPr>
+                <w:noProof/>
+                <w:webHidden/>
+              </w:rPr>
+              <w:tab/>
+            </w:r>
+            <w:r>
+              <w:rPr>
+                <w:noProof/>
+                <w:webHidden/>
+              </w:rPr>
+              <w:fldChar w:fldCharType="begin"/>
+            </w:r>
+            <w:r>
+              <w:rPr>
+                <w:noProof/>
+                <w:webHidden/>
+              </w:rPr>
+              <w:instrText xml:space="preserve"> PAGEREF _Toc188187311 \h </w:instrText>
+            </w:r>
+            <w:r>
+              <w:rPr>
+                <w:noProof/>
+                <w:webHidden/>
+              </w:rPr>
+            </w:r>
+            <w:r>
+              <w:rPr>
+                <w:noProof/>
+                <w:webHidden/>
+              </w:rPr>
+              <w:fldChar w:fldCharType="separate"/>
+            </w:r>
+            <w:r>
+              <w:rPr>
+                <w:noProof/>
+                <w:webHidden/>
+              </w:rPr>
+              <w:t>31</w:t>
             </w:r>
             <w:r>
               <w:rPr>
@@ -2958,7 +2738,7 @@
           <w:szCs w:val="32"/>
         </w:rPr>
       </w:pPr>
-      <w:bookmarkStart w:id="0" w:name="_Toc188182978"/>
+      <w:bookmarkStart w:id="0" w:name="_Toc188187285"/>
       <w:r>
         <w:rPr>
           <w:sz w:val="32"/>
@@ -2973,7 +2753,7 @@
       <w:pPr>
         <w:pStyle w:val="Heading2"/>
       </w:pPr>
-      <w:bookmarkStart w:id="1" w:name="_Toc188182979"/>
+      <w:bookmarkStart w:id="1" w:name="_Toc188187286"/>
       <w:r>
         <w:t>Class Design</w:t>
       </w:r>
@@ -3194,7 +2974,7 @@
       <w:pPr>
         <w:pStyle w:val="Heading2"/>
       </w:pPr>
-      <w:bookmarkStart w:id="2" w:name="_Toc188182980"/>
+      <w:bookmarkStart w:id="2" w:name="_Toc188187287"/>
       <w:r>
         <w:t>UI Design</w:t>
       </w:r>
@@ -3401,7 +3181,7 @@
         </w:rPr>
       </w:pPr>
       <w:bookmarkStart w:id="3" w:name="_Toc528608384"/>
-      <w:bookmarkStart w:id="4" w:name="_Toc188182981"/>
+      <w:bookmarkStart w:id="4" w:name="_Toc188187288"/>
       <w:r>
         <w:rPr>
           <w:sz w:val="32"/>
@@ -3416,7 +3196,7 @@
       <w:pPr>
         <w:pStyle w:val="Heading2"/>
       </w:pPr>
-      <w:bookmarkStart w:id="5" w:name="_Toc188182982"/>
+      <w:bookmarkStart w:id="5" w:name="_Toc188187289"/>
       <w:r>
         <w:t>Introduction</w:t>
       </w:r>
@@ -3426,7 +3206,7 @@
       <w:pPr>
         <w:pStyle w:val="Heading3"/>
       </w:pPr>
-      <w:bookmarkStart w:id="6" w:name="_Toc188182983"/>
+      <w:bookmarkStart w:id="6" w:name="_Toc188187290"/>
       <w:r>
         <w:t>Purpose</w:t>
       </w:r>
@@ -3459,7 +3239,7 @@
       <w:pPr>
         <w:pStyle w:val="Heading3"/>
       </w:pPr>
-      <w:bookmarkStart w:id="7" w:name="_Toc188182984"/>
+      <w:bookmarkStart w:id="7" w:name="_Toc188187291"/>
       <w:r>
         <w:lastRenderedPageBreak/>
         <w:t>Overview</w:t>
@@ -3477,7 +3257,7 @@
       <w:r>
         <w:tab/>
       </w:r>
-      <w:bookmarkStart w:id="8" w:name="_Toc188182985"/>
+      <w:bookmarkStart w:id="8" w:name="_Toc188187292"/>
       <w:r>
         <w:rPr>
           <w:b w:val="0"/>
@@ -3581,7 +3361,7 @@
       <w:pPr>
         <w:pStyle w:val="Heading3"/>
       </w:pPr>
-      <w:bookmarkStart w:id="9" w:name="_Toc188182986"/>
+      <w:bookmarkStart w:id="9" w:name="_Toc188187293"/>
       <w:r>
         <w:t>Test Plan</w:t>
       </w:r>
@@ -3591,11 +3371,9 @@
       <w:pPr>
         <w:pStyle w:val="Heading4"/>
       </w:pPr>
-      <w:bookmarkStart w:id="10" w:name="_Toc188182987"/>
       <w:r>
         <w:t>Items</w:t>
       </w:r>
-      <w:bookmarkEnd w:id="10"/>
     </w:p>
     <w:p>
       <w:pPr>
@@ -3645,11 +3423,9 @@
       <w:pPr>
         <w:pStyle w:val="Heading4"/>
       </w:pPr>
-      <w:bookmarkStart w:id="11" w:name="_Toc188182988"/>
       <w:r>
         <w:t>Features</w:t>
       </w:r>
-      <w:bookmarkEnd w:id="11"/>
     </w:p>
     <w:p>
       <w:pPr>
@@ -3693,11 +3469,9 @@
       <w:pPr>
         <w:pStyle w:val="Heading4"/>
       </w:pPr>
-      <w:bookmarkStart w:id="12" w:name="_Toc188182989"/>
       <w:r>
         <w:t>Deliverables</w:t>
       </w:r>
-      <w:bookmarkEnd w:id="12"/>
     </w:p>
     <w:p>
       <w:pPr>
@@ -3727,12 +3501,10 @@
       <w:pPr>
         <w:pStyle w:val="Heading4"/>
       </w:pPr>
-      <w:bookmarkStart w:id="13" w:name="_Toc188182990"/>
       <w:r>
         <w:lastRenderedPageBreak/>
         <w:t>Tasks</w:t>
       </w:r>
-      <w:bookmarkEnd w:id="13"/>
     </w:p>
     <w:p>
       <w:pPr>
@@ -3786,11 +3558,9 @@
       <w:pPr>
         <w:pStyle w:val="Heading4"/>
       </w:pPr>
-      <w:bookmarkStart w:id="14" w:name="_Toc188182991"/>
       <w:r>
         <w:t>Needs</w:t>
       </w:r>
-      <w:bookmarkEnd w:id="14"/>
     </w:p>
     <w:p>
       <w:pPr>
@@ -3837,11 +3607,11 @@
       <w:pPr>
         <w:pStyle w:val="Heading3"/>
       </w:pPr>
-      <w:bookmarkStart w:id="15" w:name="_Toc188182992"/>
+      <w:bookmarkStart w:id="10" w:name="_Toc188187294"/>
       <w:r>
         <w:t>Pass/Fail Criteria</w:t>
       </w:r>
-      <w:bookmarkEnd w:id="15"/>
+      <w:bookmarkEnd w:id="10"/>
     </w:p>
     <w:p>
       <w:pPr>
@@ -3949,11 +3719,11 @@
       <w:pPr>
         <w:pStyle w:val="Heading3"/>
       </w:pPr>
-      <w:bookmarkStart w:id="16" w:name="_Toc188182993"/>
+      <w:bookmarkStart w:id="11" w:name="_Toc188187295"/>
       <w:r>
         <w:t>Specifications</w:t>
       </w:r>
-      <w:bookmarkEnd w:id="16"/>
+      <w:bookmarkEnd w:id="11"/>
     </w:p>
     <w:p>
       <w:r>
@@ -4085,12 +3855,12 @@
       <w:pPr>
         <w:pStyle w:val="Heading3"/>
       </w:pPr>
-      <w:bookmarkStart w:id="17" w:name="_Toc188182994"/>
+      <w:bookmarkStart w:id="12" w:name="_Toc188187296"/>
       <w:r>
         <w:lastRenderedPageBreak/>
         <w:t>Procedures</w:t>
       </w:r>
-      <w:bookmarkEnd w:id="17"/>
+      <w:bookmarkEnd w:id="12"/>
     </w:p>
     <w:p>
       <w:pPr>
@@ -4144,11 +3914,11 @@
       <w:pPr>
         <w:pStyle w:val="Heading3"/>
       </w:pPr>
-      <w:bookmarkStart w:id="18" w:name="_Toc188182995"/>
+      <w:bookmarkStart w:id="13" w:name="_Toc188187297"/>
       <w:r>
         <w:t>Results</w:t>
       </w:r>
-      <w:bookmarkEnd w:id="18"/>
+      <w:bookmarkEnd w:id="13"/>
     </w:p>
     <w:p>
       <w:r>
@@ -4295,7 +4065,7 @@
         </w:rPr>
         <w:lastRenderedPageBreak/>
         <w:drawing>
-          <wp:inline distT="0" distB="0" distL="0" distR="0" wp14:anchorId="2D62AD94" wp14:editId="388EFC2F">
+          <wp:inline distT="0" distB="0" distL="0" distR="0" wp14:anchorId="2D62AD94" wp14:editId="5C996235">
             <wp:extent cx="6484620" cy="3307080"/>
             <wp:effectExtent l="0" t="0" r="0" b="7620"/>
             <wp:docPr id="310009326" name="Picture 6" descr="A screen shot of a computer&#10;&#10;Description automatically generated"/>
@@ -4356,6 +4126,7 @@
           <w:szCs w:val="32"/>
         </w:rPr>
       </w:pPr>
+      <w:bookmarkStart w:id="14" w:name="_Toc188187298"/>
       <w:r>
         <w:rPr>
           <w:sz w:val="32"/>
@@ -4363,16 +4134,17 @@
         </w:rPr>
         <w:t>User Guide</w:t>
       </w:r>
+      <w:bookmarkEnd w:id="14"/>
     </w:p>
     <w:p>
       <w:pPr>
         <w:pStyle w:val="Heading2"/>
       </w:pPr>
-      <w:bookmarkStart w:id="19" w:name="_Toc188182996"/>
+      <w:bookmarkStart w:id="15" w:name="_Toc188187299"/>
       <w:r>
         <w:t>Introduction</w:t>
       </w:r>
-      <w:bookmarkEnd w:id="19"/>
+      <w:bookmarkEnd w:id="15"/>
     </w:p>
     <w:p>
       <w:r>
@@ -4422,11 +4194,11 @@
       <w:pPr>
         <w:pStyle w:val="Heading2"/>
       </w:pPr>
-      <w:bookmarkStart w:id="20" w:name="_Toc188182997"/>
+      <w:bookmarkStart w:id="16" w:name="_Toc188187300"/>
       <w:r>
         <w:t>End User Guide</w:t>
       </w:r>
-      <w:bookmarkEnd w:id="20"/>
+      <w:bookmarkEnd w:id="16"/>
     </w:p>
     <w:p>
       <w:r>
@@ -4440,11 +4212,11 @@
       <w:pPr>
         <w:pStyle w:val="Heading3"/>
       </w:pPr>
-      <w:bookmarkStart w:id="21" w:name="_Toc188182998"/>
+      <w:bookmarkStart w:id="17" w:name="_Toc188187301"/>
       <w:r>
         <w:t>Accessing the website</w:t>
       </w:r>
-      <w:bookmarkEnd w:id="21"/>
+      <w:bookmarkEnd w:id="17"/>
     </w:p>
     <w:p>
       <w:pPr>
@@ -4494,11 +4266,11 @@
           <w:rFonts w:asciiTheme="minorHAnsi" w:hAnsiTheme="minorHAnsi" w:cstheme="minorBidi"/>
         </w:rPr>
       </w:pPr>
-      <w:bookmarkStart w:id="22" w:name="_Toc188182999"/>
+      <w:bookmarkStart w:id="18" w:name="_Toc188187302"/>
       <w:r>
         <w:t>Signing In</w:t>
       </w:r>
-      <w:bookmarkEnd w:id="22"/>
+      <w:bookmarkEnd w:id="18"/>
     </w:p>
     <w:p>
       <w:pPr>
@@ -4602,6 +4374,9 @@
         <w:ind w:left="1440"/>
       </w:pPr>
       <w:r>
+        <w:rPr>
+          <w:noProof/>
+        </w:rPr>
         <w:lastRenderedPageBreak/>
         <w:drawing>
           <wp:inline distT="0" distB="0" distL="0" distR="0" wp14:anchorId="7A54A181" wp14:editId="33ED23BC">
@@ -4662,7 +4437,7 @@
       <w:pPr>
         <w:pStyle w:val="Heading3"/>
       </w:pPr>
-      <w:bookmarkStart w:id="23" w:name="_Toc188183000"/>
+      <w:bookmarkStart w:id="19" w:name="_Toc188187303"/>
       <w:r>
         <w:t xml:space="preserve">Using the site as a </w:t>
       </w:r>
@@ -4674,7 +4449,7 @@
       <w:r>
         <w:t xml:space="preserve"> user</w:t>
       </w:r>
-      <w:bookmarkEnd w:id="23"/>
+      <w:bookmarkEnd w:id="19"/>
     </w:p>
     <w:p>
       <w:pPr>
@@ -4811,6 +4586,9 @@
         <w:ind w:firstLine="0"/>
       </w:pPr>
       <w:r>
+        <w:rPr>
+          <w:noProof/>
+        </w:rPr>
         <w:lastRenderedPageBreak/>
         <w:drawing>
           <wp:inline distT="0" distB="0" distL="0" distR="0" wp14:anchorId="4C55BCD8" wp14:editId="28F0AF3D">
@@ -4866,6 +4644,9 @@
         <w:ind w:firstLine="0"/>
       </w:pPr>
       <w:r>
+        <w:rPr>
+          <w:noProof/>
+        </w:rPr>
         <w:drawing>
           <wp:inline distT="0" distB="0" distL="0" distR="0" wp14:anchorId="07D2B44B" wp14:editId="1780018E">
             <wp:extent cx="6461760" cy="2339627"/>
@@ -4940,6 +4721,9 @@
         <w:ind w:firstLine="0"/>
       </w:pPr>
       <w:r>
+        <w:rPr>
+          <w:noProof/>
+        </w:rPr>
         <w:lastRenderedPageBreak/>
         <w:drawing>
           <wp:inline distT="0" distB="0" distL="0" distR="0" wp14:anchorId="234D44F9" wp14:editId="669F5FD6">
@@ -4983,6 +4767,9 @@
         <w:ind w:firstLine="0"/>
       </w:pPr>
       <w:r>
+        <w:rPr>
+          <w:noProof/>
+        </w:rPr>
         <w:drawing>
           <wp:inline distT="0" distB="0" distL="0" distR="0" wp14:anchorId="16094AC5" wp14:editId="11ABAAFE">
             <wp:extent cx="5943600" cy="2226945"/>
@@ -5156,6 +4943,9 @@
         <w:ind w:firstLine="0"/>
       </w:pPr>
       <w:r>
+        <w:rPr>
+          <w:noProof/>
+        </w:rPr>
         <w:drawing>
           <wp:inline distT="0" distB="0" distL="0" distR="0" wp14:anchorId="6EED640D" wp14:editId="30F5DD79">
             <wp:extent cx="5943600" cy="1992630"/>
@@ -5205,11 +4995,11 @@
       <w:pPr>
         <w:pStyle w:val="Heading3"/>
       </w:pPr>
-      <w:bookmarkStart w:id="24" w:name="_Toc188183001"/>
+      <w:bookmarkStart w:id="20" w:name="_Toc188187304"/>
       <w:r>
         <w:t>Using the site as a logged IN user</w:t>
       </w:r>
-      <w:bookmarkEnd w:id="24"/>
+      <w:bookmarkEnd w:id="20"/>
     </w:p>
     <w:p>
       <w:pPr>
@@ -5228,6 +5018,9 @@
         <w:ind w:firstLine="0"/>
       </w:pPr>
       <w:r>
+        <w:rPr>
+          <w:noProof/>
+        </w:rPr>
         <w:drawing>
           <wp:inline distT="0" distB="0" distL="0" distR="0" wp14:anchorId="70F1BCAF" wp14:editId="76D87DAC">
             <wp:extent cx="5943600" cy="2553335"/>
@@ -5285,6 +5078,9 @@
         <w:ind w:firstLine="0"/>
       </w:pPr>
       <w:r>
+        <w:rPr>
+          <w:noProof/>
+        </w:rPr>
         <w:lastRenderedPageBreak/>
         <w:drawing>
           <wp:inline distT="0" distB="0" distL="0" distR="0" wp14:anchorId="5BB6F879" wp14:editId="5CEBD14B">
@@ -5328,6 +5124,9 @@
         <w:ind w:firstLine="0"/>
       </w:pPr>
       <w:r>
+        <w:rPr>
+          <w:noProof/>
+        </w:rPr>
         <w:drawing>
           <wp:inline distT="0" distB="0" distL="0" distR="0" wp14:anchorId="212B9425" wp14:editId="34D6F202">
             <wp:extent cx="5943600" cy="2703830"/>
@@ -5433,6 +5232,9 @@
         <w:ind w:firstLine="0"/>
       </w:pPr>
       <w:r>
+        <w:rPr>
+          <w:noProof/>
+        </w:rPr>
         <w:lastRenderedPageBreak/>
         <w:drawing>
           <wp:inline distT="0" distB="0" distL="0" distR="0" wp14:anchorId="1D527236" wp14:editId="46662EBD">
@@ -5476,6 +5278,9 @@
         <w:ind w:firstLine="0"/>
       </w:pPr>
       <w:r>
+        <w:rPr>
+          <w:noProof/>
+        </w:rPr>
         <w:drawing>
           <wp:inline distT="0" distB="0" distL="0" distR="0" wp14:anchorId="27F75E44" wp14:editId="05C6833B">
             <wp:extent cx="5943600" cy="2840355"/>
@@ -5542,6 +5347,9 @@
         <w:ind w:firstLine="0"/>
       </w:pPr>
       <w:r>
+        <w:rPr>
+          <w:noProof/>
+        </w:rPr>
         <w:lastRenderedPageBreak/>
         <w:drawing>
           <wp:inline distT="0" distB="0" distL="0" distR="0" wp14:anchorId="6A4E2A94" wp14:editId="6E332A2C">
@@ -5594,6 +5402,9 @@
     </w:p>
     <w:p>
       <w:r>
+        <w:rPr>
+          <w:noProof/>
+        </w:rPr>
         <w:drawing>
           <wp:inline distT="0" distB="0" distL="0" distR="0" wp14:anchorId="38DAB440" wp14:editId="58A2317C">
             <wp:extent cx="5943600" cy="2484755"/>
@@ -5648,6 +5459,9 @@
         <w:ind w:firstLine="0"/>
       </w:pPr>
       <w:r>
+        <w:rPr>
+          <w:noProof/>
+        </w:rPr>
         <w:lastRenderedPageBreak/>
         <w:drawing>
           <wp:inline distT="0" distB="0" distL="0" distR="0" wp14:anchorId="237BBE39" wp14:editId="680D65EA">
@@ -5718,6 +5532,7 @@
         <w:rPr>
           <w:b/>
           <w:bCs/>
+          <w:noProof/>
         </w:rPr>
         <w:drawing>
           <wp:inline distT="0" distB="0" distL="0" distR="0" wp14:anchorId="5619135D" wp14:editId="3B3E0FD4">
@@ -5794,6 +5609,9 @@
         <w:ind w:firstLine="0"/>
       </w:pPr>
       <w:r>
+        <w:rPr>
+          <w:noProof/>
+        </w:rPr>
         <w:drawing>
           <wp:inline distT="0" distB="0" distL="0" distR="0" wp14:anchorId="5A9B76D1" wp14:editId="7D6C2E5F">
             <wp:extent cx="3429479" cy="4725059"/>
@@ -5841,6 +5659,9 @@
         <w:ind w:firstLine="0"/>
       </w:pPr>
       <w:r>
+        <w:rPr>
+          <w:noProof/>
+        </w:rPr>
         <w:lastRenderedPageBreak/>
         <w:drawing>
           <wp:inline distT="0" distB="0" distL="0" distR="0" wp14:anchorId="14467825" wp14:editId="1E7837FD">
@@ -5896,6 +5717,9 @@
         <w:ind w:firstLine="0"/>
       </w:pPr>
       <w:r>
+        <w:rPr>
+          <w:noProof/>
+        </w:rPr>
         <w:drawing>
           <wp:inline distT="0" distB="0" distL="0" distR="0" wp14:anchorId="5A9FF3D1" wp14:editId="2B529BE9">
             <wp:extent cx="6705600" cy="276534"/>
@@ -5945,11 +5769,11 @@
       <w:pPr>
         <w:pStyle w:val="Heading3"/>
       </w:pPr>
-      <w:bookmarkStart w:id="25" w:name="_Toc188183002"/>
+      <w:bookmarkStart w:id="21" w:name="_Toc188187305"/>
       <w:r>
         <w:t>Using the site as an ADMIN user</w:t>
       </w:r>
-      <w:bookmarkEnd w:id="25"/>
+      <w:bookmarkEnd w:id="21"/>
     </w:p>
     <w:p>
       <w:pPr>
@@ -5984,7 +5808,7 @@
           <w:noProof/>
         </w:rPr>
         <w:drawing>
-          <wp:inline distT="0" distB="0" distL="0" distR="0" wp14:anchorId="078BF5C7" wp14:editId="093DE3DC">
+          <wp:inline distT="0" distB="0" distL="0" distR="0" wp14:anchorId="078BF5C7" wp14:editId="6A265BB7">
             <wp:extent cx="5943600" cy="394424"/>
             <wp:effectExtent l="0" t="0" r="0" b="5715"/>
             <wp:docPr id="541483750" name="Picture 1"/>
@@ -6058,6 +5882,9 @@
         <w:ind w:firstLine="0"/>
       </w:pPr>
       <w:r>
+        <w:rPr>
+          <w:noProof/>
+        </w:rPr>
         <w:drawing>
           <wp:inline distT="0" distB="0" distL="0" distR="0" wp14:anchorId="2B9C7A39" wp14:editId="2D09AE15">
             <wp:extent cx="2956560" cy="3376856"/>
@@ -6112,6 +5939,9 @@
         <w:ind w:firstLine="0"/>
       </w:pPr>
       <w:r>
+        <w:rPr>
+          <w:noProof/>
+        </w:rPr>
         <w:drawing>
           <wp:inline distT="0" distB="0" distL="0" distR="0" wp14:anchorId="548ED01F" wp14:editId="7F7AF6B8">
             <wp:extent cx="5943600" cy="265430"/>
@@ -6166,6 +5996,9 @@
         <w:ind w:firstLine="0"/>
       </w:pPr>
       <w:r>
+        <w:rPr>
+          <w:noProof/>
+        </w:rPr>
         <w:lastRenderedPageBreak/>
         <w:drawing>
           <wp:inline distT="0" distB="0" distL="0" distR="0" wp14:anchorId="6F0F200F" wp14:editId="67F8240D">
@@ -6221,6 +6054,9 @@
         <w:ind w:firstLine="0"/>
       </w:pPr>
       <w:r>
+        <w:rPr>
+          <w:noProof/>
+        </w:rPr>
         <w:drawing>
           <wp:inline distT="0" distB="0" distL="0" distR="0" wp14:anchorId="3ADA6CF7" wp14:editId="33A48BF4">
             <wp:extent cx="5943600" cy="2591435"/>
@@ -6287,6 +6123,9 @@
         <w:ind w:firstLine="0"/>
       </w:pPr>
       <w:r>
+        <w:rPr>
+          <w:noProof/>
+        </w:rPr>
         <w:lastRenderedPageBreak/>
         <w:drawing>
           <wp:inline distT="0" distB="0" distL="0" distR="0" wp14:anchorId="0A92FC0E" wp14:editId="0CFD741D">
@@ -6352,6 +6191,9 @@
         <w:ind w:firstLine="0"/>
       </w:pPr>
       <w:r>
+        <w:rPr>
+          <w:noProof/>
+        </w:rPr>
         <w:drawing>
           <wp:inline distT="0" distB="0" distL="0" distR="0" wp14:anchorId="42987BF5" wp14:editId="22719D22">
             <wp:extent cx="5943600" cy="265430"/>
@@ -6398,11 +6240,11 @@
       <w:pPr>
         <w:pStyle w:val="Heading2"/>
       </w:pPr>
-      <w:bookmarkStart w:id="26" w:name="_Toc188183003"/>
+      <w:bookmarkStart w:id="22" w:name="_Toc188187306"/>
       <w:r>
         <w:t>Developer Guide</w:t>
       </w:r>
-      <w:bookmarkEnd w:id="26"/>
+      <w:bookmarkEnd w:id="22"/>
     </w:p>
     <w:p>
       <w:pPr>
@@ -6421,11 +6263,11 @@
       <w:pPr>
         <w:pStyle w:val="Heading3"/>
       </w:pPr>
-      <w:bookmarkStart w:id="27" w:name="_Toc188183004"/>
+      <w:bookmarkStart w:id="23" w:name="_Toc188187307"/>
       <w:r>
         <w:t>Requirements</w:t>
       </w:r>
-      <w:bookmarkEnd w:id="27"/>
+      <w:bookmarkEnd w:id="23"/>
     </w:p>
     <w:p>
       <w:pPr>
@@ -6487,12 +6329,12 @@
       <w:pPr>
         <w:pStyle w:val="Heading3"/>
       </w:pPr>
-      <w:bookmarkStart w:id="28" w:name="_Toc188183005"/>
+      <w:bookmarkStart w:id="24" w:name="_Toc188187308"/>
       <w:r>
         <w:lastRenderedPageBreak/>
         <w:t>Cloning the GitLab repository</w:t>
       </w:r>
-      <w:bookmarkEnd w:id="28"/>
+      <w:bookmarkEnd w:id="24"/>
     </w:p>
     <w:p>
       <w:pPr>
@@ -6559,6 +6401,9 @@
         <w:ind w:firstLine="0"/>
       </w:pPr>
       <w:r>
+        <w:rPr>
+          <w:noProof/>
+        </w:rPr>
         <w:drawing>
           <wp:inline distT="0" distB="0" distL="0" distR="0" wp14:anchorId="63F592D6" wp14:editId="2B4DA16B">
             <wp:extent cx="5943600" cy="1378585"/>
@@ -6613,6 +6458,9 @@
         <w:ind w:firstLine="0"/>
       </w:pPr>
       <w:r>
+        <w:rPr>
+          <w:noProof/>
+        </w:rPr>
         <w:drawing>
           <wp:inline distT="0" distB="0" distL="0" distR="0" wp14:anchorId="32002D2E" wp14:editId="1CA5DDDE">
             <wp:extent cx="5943600" cy="1224915"/>
@@ -6826,7 +6674,7 @@
           <w:szCs w:val="32"/>
         </w:rPr>
       </w:pPr>
-      <w:bookmarkStart w:id="29" w:name="_Toc188183006"/>
+      <w:bookmarkStart w:id="25" w:name="_Toc188187309"/>
       <w:r>
         <w:rPr>
           <w:sz w:val="32"/>
@@ -6834,7 +6682,6 @@
         </w:rPr>
         <w:t>L</w:t>
       </w:r>
-      <w:bookmarkEnd w:id="29"/>
       <w:r>
         <w:rPr>
           <w:rStyle w:val="Heading1Char"/>
@@ -6845,6 +6692,7 @@
         </w:rPr>
         <w:t>ink to hosted web application</w:t>
       </w:r>
+      <w:bookmarkEnd w:id="25"/>
     </w:p>
     <w:p>
       <w:pPr>
@@ -6886,7 +6734,7 @@
           <w:szCs w:val="32"/>
         </w:rPr>
       </w:pPr>
-      <w:bookmarkStart w:id="30" w:name="_Toc188183007"/>
+      <w:bookmarkStart w:id="26" w:name="_Toc188187310"/>
       <w:r>
         <w:rPr>
           <w:sz w:val="32"/>
@@ -6894,7 +6742,6 @@
         </w:rPr>
         <w:t>L</w:t>
       </w:r>
-      <w:bookmarkEnd w:id="30"/>
       <w:r>
         <w:rPr>
           <w:rStyle w:val="Heading1Char"/>
@@ -6905,6 +6752,7 @@
         </w:rPr>
         <w:t>ink to GitLab Repo</w:t>
       </w:r>
+      <w:bookmarkEnd w:id="26"/>
     </w:p>
     <w:p>
       <w:pPr>
@@ -6934,6 +6782,7 @@
           <w:szCs w:val="32"/>
         </w:rPr>
       </w:pPr>
+      <w:bookmarkStart w:id="27" w:name="_Toc188187311"/>
       <w:r>
         <w:rPr>
           <w:sz w:val="32"/>
@@ -6941,6 +6790,7 @@
         </w:rPr>
         <w:t>Sources</w:t>
       </w:r>
+      <w:bookmarkEnd w:id="27"/>
     </w:p>
     <w:p>
       <w:pPr>
@@ -6973,7 +6823,7 @@
 </file>
 
 <file path=word/endnotes.xml><?xml version="1.0" encoding="utf-8"?>
-<w:endnotes xmlns:wpc="http://schemas.microsoft.com/office/word/2010/wordprocessingCanvas" xmlns:cx="http://schemas.microsoft.com/office/drawing/2014/chartex" xmlns:cx1="http://schemas.microsoft.com/office/drawing/2015/9/8/chartex" xmlns:cx2="http://schemas.microsoft.com/office/drawing/2015/10/21/chartex" xmlns:cx3="http://schemas.microsoft.com/office/drawing/2016/5/9/chartex" xmlns:cx4="http://schemas.microsoft.com/office/drawing/2016/5/10/chartex" xmlns:cx5="http://schemas.microsoft.com/office/drawing/2016/5/11/chartex" xmlns:cx6="http://schemas.microsoft.com/office/drawing/2016/5/12/chartex" xmlns:cx7="http://schemas.microsoft.com/office/drawing/2016/5/13/chartex" xmlns:cx8="http://schemas.microsoft.com/office/drawing/2016/5/14/chartex" xmlns:mc="http://schemas.openxmlformats.org/markup-compatibility/2006" xmlns:aink="http://schemas.microsoft.com/office/drawing/2016/ink" xmlns:am3d="http://schemas.microsoft.com/office/drawing/2017/model3d" xmlns:o="urn:schemas-microsoft-com:office:office" xmlns:oel="http://schemas.microsoft.com/office/2019/extlst" xmlns:r="http://schemas.openxmlformats.org/officeDocument/2006/relationships" xmlns:m="http://schemas.openxmlformats.org/officeDocument/2006/math" xmlns:v="urn:schemas-microsoft-com:vml" xmlns:wp14="http://schemas.microsoft.com/office/word/2010/wordprocessingDrawing" xmlns:wp="http://schemas.openxmlformats.org/drawingml/2006/wordprocessingDrawing" xmlns:w10="urn:schemas-microsoft-com:office:word" xmlns:w="http://schemas.openxmlformats.org/wordprocessingml/2006/main" xmlns:w14="http://schemas.microsoft.com/office/word/2010/wordml" xmlns:w15="http://schemas.microsoft.com/office/word/2012/wordml" xmlns:w16cex="http://schemas.microsoft.com/office/word/2018/wordml/cex" xmlns:w16cid="http://schemas.microsoft.com/office/word/2016/wordml/cid" xmlns:w16="http://schemas.microsoft.com/office/word/2018/wordml" xmlns:w16du="http://schemas.microsoft.com/office/word/2023/wordml/word16du" xmlns:w16sdtdh="http://schemas.microsoft.com/office/word/2020/wordml/sdtdatahash" xmlns:w16se="http://schemas.microsoft.com/office/word/2015/wordml/symex" xmlns:wpg="http://schemas.microsoft.com/office/word/2010/wordprocessingGroup" xmlns:wpi="http://schemas.microsoft.com/office/word/2010/wordprocessingInk" xmlns:wne="http://schemas.microsoft.com/office/word/2006/wordml" xmlns:wps="http://schemas.microsoft.com/office/word/2010/wordprocessingShape" mc:Ignorable="w14 w15 w16se w16cid w16 w16cex w16sdtdh w16du wp14">
+<w:endnotes xmlns:wpc="http://schemas.microsoft.com/office/word/2010/wordprocessingCanvas" xmlns:cx="http://schemas.microsoft.com/office/drawing/2014/chartex" xmlns:cx1="http://schemas.microsoft.com/office/drawing/2015/9/8/chartex" xmlns:cx2="http://schemas.microsoft.com/office/drawing/2015/10/21/chartex" xmlns:cx3="http://schemas.microsoft.com/office/drawing/2016/5/9/chartex" xmlns:cx4="http://schemas.microsoft.com/office/drawing/2016/5/10/chartex" xmlns:cx5="http://schemas.microsoft.com/office/drawing/2016/5/11/chartex" xmlns:cx6="http://schemas.microsoft.com/office/drawing/2016/5/12/chartex" xmlns:cx7="http://schemas.microsoft.com/office/drawing/2016/5/13/chartex" xmlns:cx8="http://schemas.microsoft.com/office/drawing/2016/5/14/chartex" xmlns:mc="http://schemas.openxmlformats.org/markup-compatibility/2006" xmlns:aink="http://schemas.microsoft.com/office/drawing/2016/ink" xmlns:am3d="http://schemas.microsoft.com/office/drawing/2017/model3d" xmlns:o="urn:schemas-microsoft-com:office:office" xmlns:oel="http://schemas.microsoft.com/office/2019/extlst" xmlns:r="http://schemas.openxmlformats.org/officeDocument/2006/relationships" xmlns:m="http://schemas.openxmlformats.org/officeDocument/2006/math" xmlns:v="urn:schemas-microsoft-com:vml" xmlns:wp14="http://schemas.microsoft.com/office/word/2010/wordprocessingDrawing" xmlns:wp="http://schemas.openxmlformats.org/drawingml/2006/wordprocessingDrawing" xmlns:w10="urn:schemas-microsoft-com:office:word" xmlns:w="http://schemas.openxmlformats.org/wordprocessingml/2006/main" xmlns:w14="http://schemas.microsoft.com/office/word/2010/wordml" xmlns:w15="http://schemas.microsoft.com/office/word/2012/wordml" xmlns:w16cex="http://schemas.microsoft.com/office/word/2018/wordml/cex" xmlns:w16cid="http://schemas.microsoft.com/office/word/2016/wordml/cid" xmlns:w16="http://schemas.microsoft.com/office/word/2018/wordml" xmlns:w16du="http://schemas.microsoft.com/office/word/2023/wordml/word16du" xmlns:w16sdtdh="http://schemas.microsoft.com/office/word/2020/wordml/sdtdatahash" xmlns:w16sdtfl="http://schemas.microsoft.com/office/word/2024/wordml/sdtformatlock" xmlns:w16se="http://schemas.microsoft.com/office/word/2015/wordml/symex" xmlns:wpg="http://schemas.microsoft.com/office/word/2010/wordprocessingGroup" xmlns:wpi="http://schemas.microsoft.com/office/word/2010/wordprocessingInk" xmlns:wne="http://schemas.microsoft.com/office/word/2006/wordml" xmlns:wps="http://schemas.microsoft.com/office/word/2010/wordprocessingShape" mc:Ignorable="w14 w15 w16se w16cid w16 w16cex w16sdtdh w16sdtfl w16du wp14">
   <w:endnote w:type="separator" w:id="-1">
     <w:p>
       <w:pPr>
@@ -6998,7 +6848,7 @@
 </file>
 
 <file path=word/footnotes.xml><?xml version="1.0" encoding="utf-8"?>
-<w:footnotes xmlns:wpc="http://schemas.microsoft.com/office/word/2010/wordprocessingCanvas" xmlns:cx="http://schemas.microsoft.com/office/drawing/2014/chartex" xmlns:cx1="http://schemas.microsoft.com/office/drawing/2015/9/8/chartex" xmlns:cx2="http://schemas.microsoft.com/office/drawing/2015/10/21/chartex" xmlns:cx3="http://schemas.microsoft.com/office/drawing/2016/5/9/chartex" xmlns:cx4="http://schemas.microsoft.com/office/drawing/2016/5/10/chartex" xmlns:cx5="http://schemas.microsoft.com/office/drawing/2016/5/11/chartex" xmlns:cx6="http://schemas.microsoft.com/office/drawing/2016/5/12/chartex" xmlns:cx7="http://schemas.microsoft.com/office/drawing/2016/5/13/chartex" xmlns:cx8="http://schemas.microsoft.com/office/drawing/2016/5/14/chartex" xmlns:mc="http://schemas.openxmlformats.org/markup-compatibility/2006" xmlns:aink="http://schemas.microsoft.com/office/drawing/2016/ink" xmlns:am3d="http://schemas.microsoft.com/office/drawing/2017/model3d" xmlns:o="urn:schemas-microsoft-com:office:office" xmlns:oel="http://schemas.microsoft.com/office/2019/extlst" xmlns:r="http://schemas.openxmlformats.org/officeDocument/2006/relationships" xmlns:m="http://schemas.openxmlformats.org/officeDocument/2006/math" xmlns:v="urn:schemas-microsoft-com:vml" xmlns:wp14="http://schemas.microsoft.com/office/word/2010/wordprocessingDrawing" xmlns:wp="http://schemas.openxmlformats.org/drawingml/2006/wordprocessingDrawing" xmlns:w10="urn:schemas-microsoft-com:office:word" xmlns:w="http://schemas.openxmlformats.org/wordprocessingml/2006/main" xmlns:w14="http://schemas.microsoft.com/office/word/2010/wordml" xmlns:w15="http://schemas.microsoft.com/office/word/2012/wordml" xmlns:w16cex="http://schemas.microsoft.com/office/word/2018/wordml/cex" xmlns:w16cid="http://schemas.microsoft.com/office/word/2016/wordml/cid" xmlns:w16="http://schemas.microsoft.com/office/word/2018/wordml" xmlns:w16du="http://schemas.microsoft.com/office/word/2023/wordml/word16du" xmlns:w16sdtdh="http://schemas.microsoft.com/office/word/2020/wordml/sdtdatahash" xmlns:w16se="http://schemas.microsoft.com/office/word/2015/wordml/symex" xmlns:wpg="http://schemas.microsoft.com/office/word/2010/wordprocessingGroup" xmlns:wpi="http://schemas.microsoft.com/office/word/2010/wordprocessingInk" xmlns:wne="http://schemas.microsoft.com/office/word/2006/wordml" xmlns:wps="http://schemas.microsoft.com/office/word/2010/wordprocessingShape" mc:Ignorable="w14 w15 w16se w16cid w16 w16cex w16sdtdh w16du wp14">
+<w:footnotes xmlns:wpc="http://schemas.microsoft.com/office/word/2010/wordprocessingCanvas" xmlns:cx="http://schemas.microsoft.com/office/drawing/2014/chartex" xmlns:cx1="http://schemas.microsoft.com/office/drawing/2015/9/8/chartex" xmlns:cx2="http://schemas.microsoft.com/office/drawing/2015/10/21/chartex" xmlns:cx3="http://schemas.microsoft.com/office/drawing/2016/5/9/chartex" xmlns:cx4="http://schemas.microsoft.com/office/drawing/2016/5/10/chartex" xmlns:cx5="http://schemas.microsoft.com/office/drawing/2016/5/11/chartex" xmlns:cx6="http://schemas.microsoft.com/office/drawing/2016/5/12/chartex" xmlns:cx7="http://schemas.microsoft.com/office/drawing/2016/5/13/chartex" xmlns:cx8="http://schemas.microsoft.com/office/drawing/2016/5/14/chartex" xmlns:mc="http://schemas.openxmlformats.org/markup-compatibility/2006" xmlns:aink="http://schemas.microsoft.com/office/drawing/2016/ink" xmlns:am3d="http://schemas.microsoft.com/office/drawing/2017/model3d" xmlns:o="urn:schemas-microsoft-com:office:office" xmlns:oel="http://schemas.microsoft.com/office/2019/extlst" xmlns:r="http://schemas.openxmlformats.org/officeDocument/2006/relationships" xmlns:m="http://schemas.openxmlformats.org/officeDocument/2006/math" xmlns:v="urn:schemas-microsoft-com:vml" xmlns:wp14="http://schemas.microsoft.com/office/word/2010/wordprocessingDrawing" xmlns:wp="http://schemas.openxmlformats.org/drawingml/2006/wordprocessingDrawing" xmlns:w10="urn:schemas-microsoft-com:office:word" xmlns:w="http://schemas.openxmlformats.org/wordprocessingml/2006/main" xmlns:w14="http://schemas.microsoft.com/office/word/2010/wordml" xmlns:w15="http://schemas.microsoft.com/office/word/2012/wordml" xmlns:w16cex="http://schemas.microsoft.com/office/word/2018/wordml/cex" xmlns:w16cid="http://schemas.microsoft.com/office/word/2016/wordml/cid" xmlns:w16="http://schemas.microsoft.com/office/word/2018/wordml" xmlns:w16du="http://schemas.microsoft.com/office/word/2023/wordml/word16du" xmlns:w16sdtdh="http://schemas.microsoft.com/office/word/2020/wordml/sdtdatahash" xmlns:w16sdtfl="http://schemas.microsoft.com/office/word/2024/wordml/sdtformatlock" xmlns:w16se="http://schemas.microsoft.com/office/word/2015/wordml/symex" xmlns:wpg="http://schemas.microsoft.com/office/word/2010/wordprocessingGroup" xmlns:wpi="http://schemas.microsoft.com/office/word/2010/wordprocessingInk" xmlns:wne="http://schemas.microsoft.com/office/word/2006/wordml" xmlns:wps="http://schemas.microsoft.com/office/word/2010/wordprocessingShape" mc:Ignorable="w14 w15 w16se w16cid w16 w16cex w16sdtdh w16sdtfl w16du wp14">
   <w:footnote w:type="separator" w:id="-1">
     <w:p>
       <w:pPr>
@@ -7023,7 +6873,7 @@
 </file>
 
 <file path=word/header1.xml><?xml version="1.0" encoding="utf-8"?>
-<w:hdr xmlns:wpc="http://schemas.microsoft.com/office/word/2010/wordprocessingCanvas" xmlns:cx="http://schemas.microsoft.com/office/drawing/2014/chartex" xmlns:cx1="http://schemas.microsoft.com/office/drawing/2015/9/8/chartex" xmlns:cx2="http://schemas.microsoft.com/office/drawing/2015/10/21/chartex" xmlns:cx3="http://schemas.microsoft.com/office/drawing/2016/5/9/chartex" xmlns:cx4="http://schemas.microsoft.com/office/drawing/2016/5/10/chartex" xmlns:cx5="http://schemas.microsoft.com/office/drawing/2016/5/11/chartex" xmlns:cx6="http://schemas.microsoft.com/office/drawing/2016/5/12/chartex" xmlns:cx7="http://schemas.microsoft.com/office/drawing/2016/5/13/chartex" xmlns:cx8="http://schemas.microsoft.com/office/drawing/2016/5/14/chartex" xmlns:mc="http://schemas.openxmlformats.org/markup-compatibility/2006" xmlns:aink="http://schemas.microsoft.com/office/drawing/2016/ink" xmlns:am3d="http://schemas.microsoft.com/office/drawing/2017/model3d" xmlns:o="urn:schemas-microsoft-com:office:office" xmlns:oel="http://schemas.microsoft.com/office/2019/extlst" xmlns:r="http://schemas.openxmlformats.org/officeDocument/2006/relationships" xmlns:m="http://schemas.openxmlformats.org/officeDocument/2006/math" xmlns:v="urn:schemas-microsoft-com:vml" xmlns:wp14="http://schemas.microsoft.com/office/word/2010/wordprocessingDrawing" xmlns:wp="http://schemas.openxmlformats.org/drawingml/2006/wordprocessingDrawing" xmlns:w10="urn:schemas-microsoft-com:office:word" xmlns:w="http://schemas.openxmlformats.org/wordprocessingml/2006/main" xmlns:w14="http://schemas.microsoft.com/office/word/2010/wordml" xmlns:w15="http://schemas.microsoft.com/office/word/2012/wordml" xmlns:w16cex="http://schemas.microsoft.com/office/word/2018/wordml/cex" xmlns:w16cid="http://schemas.microsoft.com/office/word/2016/wordml/cid" xmlns:w16="http://schemas.microsoft.com/office/word/2018/wordml" xmlns:w16du="http://schemas.microsoft.com/office/word/2023/wordml/word16du" xmlns:w16sdtdh="http://schemas.microsoft.com/office/word/2020/wordml/sdtdatahash" xmlns:w16se="http://schemas.microsoft.com/office/word/2015/wordml/symex" xmlns:wpg="http://schemas.microsoft.com/office/word/2010/wordprocessingGroup" xmlns:wpi="http://schemas.microsoft.com/office/word/2010/wordprocessingInk" xmlns:wne="http://schemas.microsoft.com/office/word/2006/wordml" xmlns:wps="http://schemas.microsoft.com/office/word/2010/wordprocessingShape" mc:Ignorable="w14 w15 w16se w16cid w16 w16cex w16sdtdh w16du wp14">
+<w:hdr xmlns:wpc="http://schemas.microsoft.com/office/word/2010/wordprocessingCanvas" xmlns:cx="http://schemas.microsoft.com/office/drawing/2014/chartex" xmlns:cx1="http://schemas.microsoft.com/office/drawing/2015/9/8/chartex" xmlns:cx2="http://schemas.microsoft.com/office/drawing/2015/10/21/chartex" xmlns:cx3="http://schemas.microsoft.com/office/drawing/2016/5/9/chartex" xmlns:cx4="http://schemas.microsoft.com/office/drawing/2016/5/10/chartex" xmlns:cx5="http://schemas.microsoft.com/office/drawing/2016/5/11/chartex" xmlns:cx6="http://schemas.microsoft.com/office/drawing/2016/5/12/chartex" xmlns:cx7="http://schemas.microsoft.com/office/drawing/2016/5/13/chartex" xmlns:cx8="http://schemas.microsoft.com/office/drawing/2016/5/14/chartex" xmlns:mc="http://schemas.openxmlformats.org/markup-compatibility/2006" xmlns:aink="http://schemas.microsoft.com/office/drawing/2016/ink" xmlns:am3d="http://schemas.microsoft.com/office/drawing/2017/model3d" xmlns:o="urn:schemas-microsoft-com:office:office" xmlns:oel="http://schemas.microsoft.com/office/2019/extlst" xmlns:r="http://schemas.openxmlformats.org/officeDocument/2006/relationships" xmlns:m="http://schemas.openxmlformats.org/officeDocument/2006/math" xmlns:v="urn:schemas-microsoft-com:vml" xmlns:wp14="http://schemas.microsoft.com/office/word/2010/wordprocessingDrawing" xmlns:wp="http://schemas.openxmlformats.org/drawingml/2006/wordprocessingDrawing" xmlns:w10="urn:schemas-microsoft-com:office:word" xmlns:w="http://schemas.openxmlformats.org/wordprocessingml/2006/main" xmlns:w14="http://schemas.microsoft.com/office/word/2010/wordml" xmlns:w15="http://schemas.microsoft.com/office/word/2012/wordml" xmlns:w16cex="http://schemas.microsoft.com/office/word/2018/wordml/cex" xmlns:w16cid="http://schemas.microsoft.com/office/word/2016/wordml/cid" xmlns:w16="http://schemas.microsoft.com/office/word/2018/wordml" xmlns:w16du="http://schemas.microsoft.com/office/word/2023/wordml/word16du" xmlns:w16sdtdh="http://schemas.microsoft.com/office/word/2020/wordml/sdtdatahash" xmlns:w16sdtfl="http://schemas.microsoft.com/office/word/2024/wordml/sdtformatlock" xmlns:w16se="http://schemas.microsoft.com/office/word/2015/wordml/symex" xmlns:wpg="http://schemas.microsoft.com/office/word/2010/wordprocessingGroup" xmlns:wpi="http://schemas.microsoft.com/office/word/2010/wordprocessingInk" xmlns:wne="http://schemas.microsoft.com/office/word/2006/wordml" xmlns:wps="http://schemas.microsoft.com/office/word/2010/wordprocessingShape" mc:Ignorable="w14 w15 w16se w16cid w16 w16cex w16sdtdh w16sdtfl w16du wp14">
   <w:p>
     <w:pPr>
       <w:pStyle w:val="Header"/>
@@ -7097,7 +6947,7 @@
 </file>
 
 <file path=word/header2.xml><?xml version="1.0" encoding="utf-8"?>
-<w:hdr xmlns:wpc="http://schemas.microsoft.com/office/word/2010/wordprocessingCanvas" xmlns:cx="http://schemas.microsoft.com/office/drawing/2014/chartex" xmlns:cx1="http://schemas.microsoft.com/office/drawing/2015/9/8/chartex" xmlns:cx2="http://schemas.microsoft.com/office/drawing/2015/10/21/chartex" xmlns:cx3="http://schemas.microsoft.com/office/drawing/2016/5/9/chartex" xmlns:cx4="http://schemas.microsoft.com/office/drawing/2016/5/10/chartex" xmlns:cx5="http://schemas.microsoft.com/office/drawing/2016/5/11/chartex" xmlns:cx6="http://schemas.microsoft.com/office/drawing/2016/5/12/chartex" xmlns:cx7="http://schemas.microsoft.com/office/drawing/2016/5/13/chartex" xmlns:cx8="http://schemas.microsoft.com/office/drawing/2016/5/14/chartex" xmlns:mc="http://schemas.openxmlformats.org/markup-compatibility/2006" xmlns:aink="http://schemas.microsoft.com/office/drawing/2016/ink" xmlns:am3d="http://schemas.microsoft.com/office/drawing/2017/model3d" xmlns:o="urn:schemas-microsoft-com:office:office" xmlns:oel="http://schemas.microsoft.com/office/2019/extlst" xmlns:r="http://schemas.openxmlformats.org/officeDocument/2006/relationships" xmlns:m="http://schemas.openxmlformats.org/officeDocument/2006/math" xmlns:v="urn:schemas-microsoft-com:vml" xmlns:wp14="http://schemas.microsoft.com/office/word/2010/wordprocessingDrawing" xmlns:wp="http://schemas.openxmlformats.org/drawingml/2006/wordprocessingDrawing" xmlns:w10="urn:schemas-microsoft-com:office:word" xmlns:w="http://schemas.openxmlformats.org/wordprocessingml/2006/main" xmlns:w14="http://schemas.microsoft.com/office/word/2010/wordml" xmlns:w15="http://schemas.microsoft.com/office/word/2012/wordml" xmlns:w16cex="http://schemas.microsoft.com/office/word/2018/wordml/cex" xmlns:w16cid="http://schemas.microsoft.com/office/word/2016/wordml/cid" xmlns:w16="http://schemas.microsoft.com/office/word/2018/wordml" xmlns:w16du="http://schemas.microsoft.com/office/word/2023/wordml/word16du" xmlns:w16sdtdh="http://schemas.microsoft.com/office/word/2020/wordml/sdtdatahash" xmlns:w16se="http://schemas.microsoft.com/office/word/2015/wordml/symex" xmlns:wpg="http://schemas.microsoft.com/office/word/2010/wordprocessingGroup" xmlns:wpi="http://schemas.microsoft.com/office/word/2010/wordprocessingInk" xmlns:wne="http://schemas.microsoft.com/office/word/2006/wordml" xmlns:wps="http://schemas.microsoft.com/office/word/2010/wordprocessingShape" mc:Ignorable="w14 w15 w16se w16cid w16 w16cex w16sdtdh w16du wp14">
+<w:hdr xmlns:wpc="http://schemas.microsoft.com/office/word/2010/wordprocessingCanvas" xmlns:cx="http://schemas.microsoft.com/office/drawing/2014/chartex" xmlns:cx1="http://schemas.microsoft.com/office/drawing/2015/9/8/chartex" xmlns:cx2="http://schemas.microsoft.com/office/drawing/2015/10/21/chartex" xmlns:cx3="http://schemas.microsoft.com/office/drawing/2016/5/9/chartex" xmlns:cx4="http://schemas.microsoft.com/office/drawing/2016/5/10/chartex" xmlns:cx5="http://schemas.microsoft.com/office/drawing/2016/5/11/chartex" xmlns:cx6="http://schemas.microsoft.com/office/drawing/2016/5/12/chartex" xmlns:cx7="http://schemas.microsoft.com/office/drawing/2016/5/13/chartex" xmlns:cx8="http://schemas.microsoft.com/office/drawing/2016/5/14/chartex" xmlns:mc="http://schemas.openxmlformats.org/markup-compatibility/2006" xmlns:aink="http://schemas.microsoft.com/office/drawing/2016/ink" xmlns:am3d="http://schemas.microsoft.com/office/drawing/2017/model3d" xmlns:o="urn:schemas-microsoft-com:office:office" xmlns:oel="http://schemas.microsoft.com/office/2019/extlst" xmlns:r="http://schemas.openxmlformats.org/officeDocument/2006/relationships" xmlns:m="http://schemas.openxmlformats.org/officeDocument/2006/math" xmlns:v="urn:schemas-microsoft-com:vml" xmlns:wp14="http://schemas.microsoft.com/office/word/2010/wordprocessingDrawing" xmlns:wp="http://schemas.openxmlformats.org/drawingml/2006/wordprocessingDrawing" xmlns:w10="urn:schemas-microsoft-com:office:word" xmlns:w="http://schemas.openxmlformats.org/wordprocessingml/2006/main" xmlns:w14="http://schemas.microsoft.com/office/word/2010/wordml" xmlns:w15="http://schemas.microsoft.com/office/word/2012/wordml" xmlns:w16cex="http://schemas.microsoft.com/office/word/2018/wordml/cex" xmlns:w16cid="http://schemas.microsoft.com/office/word/2016/wordml/cid" xmlns:w16="http://schemas.microsoft.com/office/word/2018/wordml" xmlns:w16du="http://schemas.microsoft.com/office/word/2023/wordml/word16du" xmlns:w16sdtdh="http://schemas.microsoft.com/office/word/2020/wordml/sdtdatahash" xmlns:w16sdtfl="http://schemas.microsoft.com/office/word/2024/wordml/sdtformatlock" xmlns:w16se="http://schemas.microsoft.com/office/word/2015/wordml/symex" xmlns:wpg="http://schemas.microsoft.com/office/word/2010/wordprocessingGroup" xmlns:wpi="http://schemas.microsoft.com/office/word/2010/wordprocessingInk" xmlns:wne="http://schemas.microsoft.com/office/word/2006/wordml" xmlns:wps="http://schemas.microsoft.com/office/word/2010/wordprocessingShape" mc:Ignorable="w14 w15 w16se w16cid w16 w16cex w16sdtdh w16sdtfl w16du wp14">
   <w:p>
     <w:pPr>
       <w:pStyle w:val="Header"/>
@@ -7149,7 +6999,7 @@
 </file>
 
 <file path=word/numbering.xml><?xml version="1.0" encoding="utf-8"?>
-<w:numbering xmlns:wpc="http://schemas.microsoft.com/office/word/2010/wordprocessingCanvas" xmlns:cx="http://schemas.microsoft.com/office/drawing/2014/chartex" xmlns:cx1="http://schemas.microsoft.com/office/drawing/2015/9/8/chartex" xmlns:cx2="http://schemas.microsoft.com/office/drawing/2015/10/21/chartex" xmlns:cx3="http://schemas.microsoft.com/office/drawing/2016/5/9/chartex" xmlns:cx4="http://schemas.microsoft.com/office/drawing/2016/5/10/chartex" xmlns:cx5="http://schemas.microsoft.com/office/drawing/2016/5/11/chartex" xmlns:cx6="http://schemas.microsoft.com/office/drawing/2016/5/12/chartex" xmlns:cx7="http://schemas.microsoft.com/office/drawing/2016/5/13/chartex" xmlns:cx8="http://schemas.microsoft.com/office/drawing/2016/5/14/chartex" xmlns:mc="http://schemas.openxmlformats.org/markup-compatibility/2006" xmlns:aink="http://schemas.microsoft.com/office/drawing/2016/ink" xmlns:am3d="http://schemas.microsoft.com/office/drawing/2017/model3d" xmlns:o="urn:schemas-microsoft-com:office:office" xmlns:oel="http://schemas.microsoft.com/office/2019/extlst" xmlns:r="http://schemas.openxmlformats.org/officeDocument/2006/relationships" xmlns:m="http://schemas.openxmlformats.org/officeDocument/2006/math" xmlns:v="urn:schemas-microsoft-com:vml" xmlns:wp14="http://schemas.microsoft.com/office/word/2010/wordprocessingDrawing" xmlns:wp="http://schemas.openxmlformats.org/drawingml/2006/wordprocessingDrawing" xmlns:w10="urn:schemas-microsoft-com:office:word" xmlns:w="http://schemas.openxmlformats.org/wordprocessingml/2006/main" xmlns:w14="http://schemas.microsoft.com/office/word/2010/wordml" xmlns:w15="http://schemas.microsoft.com/office/word/2012/wordml" xmlns:w16cex="http://schemas.microsoft.com/office/word/2018/wordml/cex" xmlns:w16cid="http://schemas.microsoft.com/office/word/2016/wordml/cid" xmlns:w16="http://schemas.microsoft.com/office/word/2018/wordml" xmlns:w16du="http://schemas.microsoft.com/office/word/2023/wordml/word16du" xmlns:w16sdtdh="http://schemas.microsoft.com/office/word/2020/wordml/sdtdatahash" xmlns:w16se="http://schemas.microsoft.com/office/word/2015/wordml/symex" xmlns:wpg="http://schemas.microsoft.com/office/word/2010/wordprocessingGroup" xmlns:wpi="http://schemas.microsoft.com/office/word/2010/wordprocessingInk" xmlns:wne="http://schemas.microsoft.com/office/word/2006/wordml" xmlns:wps="http://schemas.microsoft.com/office/word/2010/wordprocessingShape" mc:Ignorable="w14 w15 w16se w16cid w16 w16cex w16sdtdh w16du wp14">
+<w:numbering xmlns:wpc="http://schemas.microsoft.com/office/word/2010/wordprocessingCanvas" xmlns:cx="http://schemas.microsoft.com/office/drawing/2014/chartex" xmlns:cx1="http://schemas.microsoft.com/office/drawing/2015/9/8/chartex" xmlns:cx2="http://schemas.microsoft.com/office/drawing/2015/10/21/chartex" xmlns:cx3="http://schemas.microsoft.com/office/drawing/2016/5/9/chartex" xmlns:cx4="http://schemas.microsoft.com/office/drawing/2016/5/10/chartex" xmlns:cx5="http://schemas.microsoft.com/office/drawing/2016/5/11/chartex" xmlns:cx6="http://schemas.microsoft.com/office/drawing/2016/5/12/chartex" xmlns:cx7="http://schemas.microsoft.com/office/drawing/2016/5/13/chartex" xmlns:cx8="http://schemas.microsoft.com/office/drawing/2016/5/14/chartex" xmlns:mc="http://schemas.openxmlformats.org/markup-compatibility/2006" xmlns:aink="http://schemas.microsoft.com/office/drawing/2016/ink" xmlns:am3d="http://schemas.microsoft.com/office/drawing/2017/model3d" xmlns:o="urn:schemas-microsoft-com:office:office" xmlns:oel="http://schemas.microsoft.com/office/2019/extlst" xmlns:r="http://schemas.openxmlformats.org/officeDocument/2006/relationships" xmlns:m="http://schemas.openxmlformats.org/officeDocument/2006/math" xmlns:v="urn:schemas-microsoft-com:vml" xmlns:wp14="http://schemas.microsoft.com/office/word/2010/wordprocessingDrawing" xmlns:wp="http://schemas.openxmlformats.org/drawingml/2006/wordprocessingDrawing" xmlns:w10="urn:schemas-microsoft-com:office:word" xmlns:w="http://schemas.openxmlformats.org/wordprocessingml/2006/main" xmlns:w14="http://schemas.microsoft.com/office/word/2010/wordml" xmlns:w15="http://schemas.microsoft.com/office/word/2012/wordml" xmlns:w16cex="http://schemas.microsoft.com/office/word/2018/wordml/cex" xmlns:w16cid="http://schemas.microsoft.com/office/word/2016/wordml/cid" xmlns:w16="http://schemas.microsoft.com/office/word/2018/wordml" xmlns:w16du="http://schemas.microsoft.com/office/word/2023/wordml/word16du" xmlns:w16sdtdh="http://schemas.microsoft.com/office/word/2020/wordml/sdtdatahash" xmlns:w16sdtfl="http://schemas.microsoft.com/office/word/2024/wordml/sdtformatlock" xmlns:w16se="http://schemas.microsoft.com/office/word/2015/wordml/symex" xmlns:wpg="http://schemas.microsoft.com/office/word/2010/wordprocessingGroup" xmlns:wpi="http://schemas.microsoft.com/office/word/2010/wordprocessingInk" xmlns:wne="http://schemas.microsoft.com/office/word/2006/wordml" xmlns:wps="http://schemas.microsoft.com/office/word/2010/wordprocessingShape" mc:Ignorable="w14 w15 w16se w16cid w16 w16cex w16sdtdh w16sdtfl w16du wp14">
   <w:abstractNum w:abstractNumId="0" w15:restartNumberingAfterBreak="0">
     <w:nsid w:val="FFFFFF7C"/>
     <w:multiLevelType w:val="singleLevel"/>
@@ -9255,7 +9105,7 @@
 </file>
 
 <file path=word/styles.xml><?xml version="1.0" encoding="utf-8"?>
-<w:styles xmlns:mc="http://schemas.openxmlformats.org/markup-compatibility/2006" xmlns:r="http://schemas.openxmlformats.org/officeDocument/2006/relationships" xmlns:w="http://schemas.openxmlformats.org/wordprocessingml/2006/main" xmlns:w14="http://schemas.microsoft.com/office/word/2010/wordml" xmlns:w15="http://schemas.microsoft.com/office/word/2012/wordml" xmlns:w16cex="http://schemas.microsoft.com/office/word/2018/wordml/cex" xmlns:w16cid="http://schemas.microsoft.com/office/word/2016/wordml/cid" xmlns:w16="http://schemas.microsoft.com/office/word/2018/wordml" xmlns:w16du="http://schemas.microsoft.com/office/word/2023/wordml/word16du" xmlns:w16sdtdh="http://schemas.microsoft.com/office/word/2020/wordml/sdtdatahash" xmlns:w16se="http://schemas.microsoft.com/office/word/2015/wordml/symex" mc:Ignorable="w14 w15 w16se w16cid w16 w16cex w16sdtdh w16du">
+<w:styles xmlns:mc="http://schemas.openxmlformats.org/markup-compatibility/2006" xmlns:r="http://schemas.openxmlformats.org/officeDocument/2006/relationships" xmlns:w="http://schemas.openxmlformats.org/wordprocessingml/2006/main" xmlns:w14="http://schemas.microsoft.com/office/word/2010/wordml" xmlns:w15="http://schemas.microsoft.com/office/word/2012/wordml" xmlns:w16cex="http://schemas.microsoft.com/office/word/2018/wordml/cex" xmlns:w16cid="http://schemas.microsoft.com/office/word/2016/wordml/cid" xmlns:w16="http://schemas.microsoft.com/office/word/2018/wordml" xmlns:w16du="http://schemas.microsoft.com/office/word/2023/wordml/word16du" xmlns:w16sdtdh="http://schemas.microsoft.com/office/word/2020/wordml/sdtdatahash" xmlns:w16sdtfl="http://schemas.microsoft.com/office/word/2024/wordml/sdtformatlock" xmlns:w16se="http://schemas.microsoft.com/office/word/2015/wordml/symex" mc:Ignorable="w14 w15 w16se w16cid w16 w16cex w16sdtdh w16sdtfl w16du">
   <w:docDefaults>
     <w:rPrDefault>
       <w:rPr>
@@ -9853,6 +9703,7 @@
   <w:style w:type="character" w:default="1" w:styleId="DefaultParagraphFont">
     <w:name w:val="Default Paragraph Font"/>
     <w:uiPriority w:val="1"/>
+    <w:semiHidden/>
     <w:unhideWhenUsed/>
   </w:style>
   <w:style w:type="table" w:default="1" w:styleId="TableNormal">
@@ -11925,7 +11776,7 @@
 </file>
 
 <file path=word/glossary/document.xml><?xml version="1.0" encoding="utf-8"?>
-<w:glossaryDocument xmlns:wpc="http://schemas.microsoft.com/office/word/2010/wordprocessingCanvas" xmlns:cx="http://schemas.microsoft.com/office/drawing/2014/chartex" xmlns:cx1="http://schemas.microsoft.com/office/drawing/2015/9/8/chartex" xmlns:cx2="http://schemas.microsoft.com/office/drawing/2015/10/21/chartex" xmlns:cx3="http://schemas.microsoft.com/office/drawing/2016/5/9/chartex" xmlns:cx4="http://schemas.microsoft.com/office/drawing/2016/5/10/chartex" xmlns:cx5="http://schemas.microsoft.com/office/drawing/2016/5/11/chartex" xmlns:cx6="http://schemas.microsoft.com/office/drawing/2016/5/12/chartex" xmlns:cx7="http://schemas.microsoft.com/office/drawing/2016/5/13/chartex" xmlns:cx8="http://schemas.microsoft.com/office/drawing/2016/5/14/chartex" xmlns:mc="http://schemas.openxmlformats.org/markup-compatibility/2006" xmlns:aink="http://schemas.microsoft.com/office/drawing/2016/ink" xmlns:am3d="http://schemas.microsoft.com/office/drawing/2017/model3d" xmlns:o="urn:schemas-microsoft-com:office:office" xmlns:oel="http://schemas.microsoft.com/office/2019/extlst" xmlns:r="http://schemas.openxmlformats.org/officeDocument/2006/relationships" xmlns:m="http://schemas.openxmlformats.org/officeDocument/2006/math" xmlns:v="urn:schemas-microsoft-com:vml" xmlns:wp14="http://schemas.microsoft.com/office/word/2010/wordprocessingDrawing" xmlns:wp="http://schemas.openxmlformats.org/drawingml/2006/wordprocessingDrawing" xmlns:w10="urn:schemas-microsoft-com:office:word" xmlns:w="http://schemas.openxmlformats.org/wordprocessingml/2006/main" xmlns:w14="http://schemas.microsoft.com/office/word/2010/wordml" xmlns:w15="http://schemas.microsoft.com/office/word/2012/wordml" xmlns:w16cex="http://schemas.microsoft.com/office/word/2018/wordml/cex" xmlns:w16cid="http://schemas.microsoft.com/office/word/2016/wordml/cid" xmlns:w16="http://schemas.microsoft.com/office/word/2018/wordml" xmlns:w16du="http://schemas.microsoft.com/office/word/2023/wordml/word16du" xmlns:w16sdtdh="http://schemas.microsoft.com/office/word/2020/wordml/sdtdatahash" xmlns:w16se="http://schemas.microsoft.com/office/word/2015/wordml/symex" xmlns:wpg="http://schemas.microsoft.com/office/word/2010/wordprocessingGroup" xmlns:wpi="http://schemas.microsoft.com/office/word/2010/wordprocessingInk" xmlns:wne="http://schemas.microsoft.com/office/word/2006/wordml" xmlns:wps="http://schemas.microsoft.com/office/word/2010/wordprocessingShape" mc:Ignorable="w14 w15 w16se w16cid w16 w16cex w16sdtdh w16du wp14">
+<w:glossaryDocument xmlns:wpc="http://schemas.microsoft.com/office/word/2010/wordprocessingCanvas" xmlns:cx="http://schemas.microsoft.com/office/drawing/2014/chartex" xmlns:cx1="http://schemas.microsoft.com/office/drawing/2015/9/8/chartex" xmlns:cx2="http://schemas.microsoft.com/office/drawing/2015/10/21/chartex" xmlns:cx3="http://schemas.microsoft.com/office/drawing/2016/5/9/chartex" xmlns:cx4="http://schemas.microsoft.com/office/drawing/2016/5/10/chartex" xmlns:cx5="http://schemas.microsoft.com/office/drawing/2016/5/11/chartex" xmlns:cx6="http://schemas.microsoft.com/office/drawing/2016/5/12/chartex" xmlns:cx7="http://schemas.microsoft.com/office/drawing/2016/5/13/chartex" xmlns:cx8="http://schemas.microsoft.com/office/drawing/2016/5/14/chartex" xmlns:mc="http://schemas.openxmlformats.org/markup-compatibility/2006" xmlns:aink="http://schemas.microsoft.com/office/drawing/2016/ink" xmlns:am3d="http://schemas.microsoft.com/office/drawing/2017/model3d" xmlns:o="urn:schemas-microsoft-com:office:office" xmlns:oel="http://schemas.microsoft.com/office/2019/extlst" xmlns:r="http://schemas.openxmlformats.org/officeDocument/2006/relationships" xmlns:m="http://schemas.openxmlformats.org/officeDocument/2006/math" xmlns:v="urn:schemas-microsoft-com:vml" xmlns:wp14="http://schemas.microsoft.com/office/word/2010/wordprocessingDrawing" xmlns:wp="http://schemas.openxmlformats.org/drawingml/2006/wordprocessingDrawing" xmlns:w10="urn:schemas-microsoft-com:office:word" xmlns:w="http://schemas.openxmlformats.org/wordprocessingml/2006/main" xmlns:w14="http://schemas.microsoft.com/office/word/2010/wordml" xmlns:w15="http://schemas.microsoft.com/office/word/2012/wordml" xmlns:w16cex="http://schemas.microsoft.com/office/word/2018/wordml/cex" xmlns:w16cid="http://schemas.microsoft.com/office/word/2016/wordml/cid" xmlns:w16="http://schemas.microsoft.com/office/word/2018/wordml" xmlns:w16du="http://schemas.microsoft.com/office/word/2023/wordml/word16du" xmlns:w16sdtdh="http://schemas.microsoft.com/office/word/2020/wordml/sdtdatahash" xmlns:w16sdtfl="http://schemas.microsoft.com/office/word/2024/wordml/sdtformatlock" xmlns:w16se="http://schemas.microsoft.com/office/word/2015/wordml/symex" xmlns:wpg="http://schemas.microsoft.com/office/word/2010/wordprocessingGroup" xmlns:wpi="http://schemas.microsoft.com/office/word/2010/wordprocessingInk" xmlns:wne="http://schemas.microsoft.com/office/word/2006/wordml" xmlns:wps="http://schemas.microsoft.com/office/word/2010/wordprocessingShape" mc:Ignorable="w14 w15 w16se w16cid w16 w16cex w16sdtdh w16sdtfl w16du wp14">
   <w:docParts>
     <w:docPart>
       <w:docPartPr>
@@ -11958,7 +11809,7 @@
 </file>
 
 <file path=word/glossary/fontTable.xml><?xml version="1.0" encoding="utf-8"?>
-<w:fonts xmlns:mc="http://schemas.openxmlformats.org/markup-compatibility/2006" xmlns:r="http://schemas.openxmlformats.org/officeDocument/2006/relationships" xmlns:w="http://schemas.openxmlformats.org/wordprocessingml/2006/main" xmlns:w14="http://schemas.microsoft.com/office/word/2010/wordml" xmlns:w15="http://schemas.microsoft.com/office/word/2012/wordml" xmlns:w16cex="http://schemas.microsoft.com/office/word/2018/wordml/cex" xmlns:w16cid="http://schemas.microsoft.com/office/word/2016/wordml/cid" xmlns:w16="http://schemas.microsoft.com/office/word/2018/wordml" xmlns:w16du="http://schemas.microsoft.com/office/word/2023/wordml/word16du" xmlns:w16sdtdh="http://schemas.microsoft.com/office/word/2020/wordml/sdtdatahash" xmlns:w16se="http://schemas.microsoft.com/office/word/2015/wordml/symex" mc:Ignorable="w14 w15 w16se w16cid w16 w16cex w16sdtdh w16du">
+<w:fonts xmlns:mc="http://schemas.openxmlformats.org/markup-compatibility/2006" xmlns:r="http://schemas.openxmlformats.org/officeDocument/2006/relationships" xmlns:w="http://schemas.openxmlformats.org/wordprocessingml/2006/main" xmlns:w14="http://schemas.microsoft.com/office/word/2010/wordml" xmlns:w15="http://schemas.microsoft.com/office/word/2012/wordml" xmlns:w16cex="http://schemas.microsoft.com/office/word/2018/wordml/cex" xmlns:w16cid="http://schemas.microsoft.com/office/word/2016/wordml/cid" xmlns:w16="http://schemas.microsoft.com/office/word/2018/wordml" xmlns:w16du="http://schemas.microsoft.com/office/word/2023/wordml/word16du" xmlns:w16sdtdh="http://schemas.microsoft.com/office/word/2020/wordml/sdtdatahash" xmlns:w16sdtfl="http://schemas.microsoft.com/office/word/2024/wordml/sdtformatlock" xmlns:w16se="http://schemas.microsoft.com/office/word/2015/wordml/symex" mc:Ignorable="w14 w15 w16se w16cid w16 w16cex w16sdtdh w16sdtfl w16du">
   <w:font w:name="Symbol">
     <w:panose1 w:val="05050102010706020507"/>
     <w:charset w:val="02"/>
@@ -12053,7 +11904,7 @@
 </file>
 
 <file path=word/glossary/settings.xml><?xml version="1.0" encoding="utf-8"?>
-<w:settings xmlns:mc="http://schemas.openxmlformats.org/markup-compatibility/2006" xmlns:o="urn:schemas-microsoft-com:office:office" xmlns:r="http://schemas.openxmlformats.org/officeDocument/2006/relationships" xmlns:m="http://schemas.openxmlformats.org/officeDocument/2006/math" xmlns:v="urn:schemas-microsoft-com:vml" xmlns:w10="urn:schemas-microsoft-com:office:word" xmlns:w="http://schemas.openxmlformats.org/wordprocessingml/2006/main" xmlns:w14="http://schemas.microsoft.com/office/word/2010/wordml" xmlns:w15="http://schemas.microsoft.com/office/word/2012/wordml" xmlns:w16cex="http://schemas.microsoft.com/office/word/2018/wordml/cex" xmlns:w16cid="http://schemas.microsoft.com/office/word/2016/wordml/cid" xmlns:w16="http://schemas.microsoft.com/office/word/2018/wordml" xmlns:w16du="http://schemas.microsoft.com/office/word/2023/wordml/word16du" xmlns:w16sdtdh="http://schemas.microsoft.com/office/word/2020/wordml/sdtdatahash" xmlns:w16se="http://schemas.microsoft.com/office/word/2015/wordml/symex" xmlns:sl="http://schemas.openxmlformats.org/schemaLibrary/2006/main" mc:Ignorable="w14 w15 w16se w16cid w16 w16cex w16sdtdh w16du">
+<w:settings xmlns:mc="http://schemas.openxmlformats.org/markup-compatibility/2006" xmlns:o="urn:schemas-microsoft-com:office:office" xmlns:r="http://schemas.openxmlformats.org/officeDocument/2006/relationships" xmlns:m="http://schemas.openxmlformats.org/officeDocument/2006/math" xmlns:v="urn:schemas-microsoft-com:vml" xmlns:w10="urn:schemas-microsoft-com:office:word" xmlns:w="http://schemas.openxmlformats.org/wordprocessingml/2006/main" xmlns:w14="http://schemas.microsoft.com/office/word/2010/wordml" xmlns:w15="http://schemas.microsoft.com/office/word/2012/wordml" xmlns:w16cex="http://schemas.microsoft.com/office/word/2018/wordml/cex" xmlns:w16cid="http://schemas.microsoft.com/office/word/2016/wordml/cid" xmlns:w16="http://schemas.microsoft.com/office/word/2018/wordml" xmlns:w16du="http://schemas.microsoft.com/office/word/2023/wordml/word16du" xmlns:w16sdtdh="http://schemas.microsoft.com/office/word/2020/wordml/sdtdatahash" xmlns:w16sdtfl="http://schemas.microsoft.com/office/word/2024/wordml/sdtformatlock" xmlns:w16se="http://schemas.microsoft.com/office/word/2015/wordml/symex" xmlns:sl="http://schemas.openxmlformats.org/schemaLibrary/2006/main" mc:Ignorable="w14 w15 w16se w16cid w16 w16cex w16sdtdh w16sdtfl w16du">
   <w:view w:val="normal"/>
   <w:defaultTabStop w:val="720"/>
   <w:characterSpacingControl w:val="doNotCompress"/>
@@ -12069,6 +11920,7 @@
   <w:rsids>
     <w:rsidRoot w:val="007B62A9"/>
     <w:rsid w:val="00186100"/>
+    <w:rsid w:val="001A13CE"/>
     <w:rsid w:val="00381741"/>
     <w:rsid w:val="00397E2A"/>
     <w:rsid w:val="005008B0"/>
@@ -12083,6 +11935,7 @@
     <w:rsid w:val="00C8613B"/>
     <w:rsid w:val="00D169B5"/>
     <w:rsid w:val="00E654B5"/>
+    <w:rsid w:val="00F04E33"/>
     <w:rsid w:val="00F3775A"/>
   </w:rsids>
   <m:mathPr>
@@ -12107,7 +11960,7 @@
 </file>
 
 <file path=word/glossary/styles.xml><?xml version="1.0" encoding="utf-8"?>
-<w:styles xmlns:mc="http://schemas.openxmlformats.org/markup-compatibility/2006" xmlns:r="http://schemas.openxmlformats.org/officeDocument/2006/relationships" xmlns:w="http://schemas.openxmlformats.org/wordprocessingml/2006/main" xmlns:w14="http://schemas.microsoft.com/office/word/2010/wordml" xmlns:w15="http://schemas.microsoft.com/office/word/2012/wordml" xmlns:w16cex="http://schemas.microsoft.com/office/word/2018/wordml/cex" xmlns:w16cid="http://schemas.microsoft.com/office/word/2016/wordml/cid" xmlns:w16="http://schemas.microsoft.com/office/word/2018/wordml" xmlns:w16du="http://schemas.microsoft.com/office/word/2023/wordml/word16du" xmlns:w16sdtdh="http://schemas.microsoft.com/office/word/2020/wordml/sdtdatahash" xmlns:w16se="http://schemas.microsoft.com/office/word/2015/wordml/symex" mc:Ignorable="w14 w15 w16se w16cid w16 w16cex w16sdtdh w16du">
+<w:styles xmlns:mc="http://schemas.openxmlformats.org/markup-compatibility/2006" xmlns:r="http://schemas.openxmlformats.org/officeDocument/2006/relationships" xmlns:w="http://schemas.openxmlformats.org/wordprocessingml/2006/main" xmlns:w14="http://schemas.microsoft.com/office/word/2010/wordml" xmlns:w15="http://schemas.microsoft.com/office/word/2012/wordml" xmlns:w16cex="http://schemas.microsoft.com/office/word/2018/wordml/cex" xmlns:w16cid="http://schemas.microsoft.com/office/word/2016/wordml/cid" xmlns:w16="http://schemas.microsoft.com/office/word/2018/wordml" xmlns:w16du="http://schemas.microsoft.com/office/word/2023/wordml/word16du" xmlns:w16sdtdh="http://schemas.microsoft.com/office/word/2020/wordml/sdtdatahash" xmlns:w16sdtfl="http://schemas.microsoft.com/office/word/2024/wordml/sdtformatlock" xmlns:w16se="http://schemas.microsoft.com/office/word/2015/wordml/symex" mc:Ignorable="w14 w15 w16se w16cid w16 w16cex w16sdtdh w16sdtfl w16du">
   <w:docDefaults>
     <w:rPrDefault>
       <w:rPr>
@@ -12542,7 +12395,7 @@
 </file>
 
 <file path=word/glossary/webSettings.xml><?xml version="1.0" encoding="utf-8"?>
-<w:webSettings xmlns:mc="http://schemas.openxmlformats.org/markup-compatibility/2006" xmlns:r="http://schemas.openxmlformats.org/officeDocument/2006/relationships" xmlns:w="http://schemas.openxmlformats.org/wordprocessingml/2006/main" xmlns:w14="http://schemas.microsoft.com/office/word/2010/wordml" xmlns:w15="http://schemas.microsoft.com/office/word/2012/wordml" xmlns:w16cex="http://schemas.microsoft.com/office/word/2018/wordml/cex" xmlns:w16cid="http://schemas.microsoft.com/office/word/2016/wordml/cid" xmlns:w16="http://schemas.microsoft.com/office/word/2018/wordml" xmlns:w16du="http://schemas.microsoft.com/office/word/2023/wordml/word16du" xmlns:w16sdtdh="http://schemas.microsoft.com/office/word/2020/wordml/sdtdatahash" xmlns:w16se="http://schemas.microsoft.com/office/word/2015/wordml/symex" mc:Ignorable="w14 w15 w16se w16cid w16 w16cex w16sdtdh w16du">
+<w:webSettings xmlns:mc="http://schemas.openxmlformats.org/markup-compatibility/2006" xmlns:r="http://schemas.openxmlformats.org/officeDocument/2006/relationships" xmlns:w="http://schemas.openxmlformats.org/wordprocessingml/2006/main" xmlns:w14="http://schemas.microsoft.com/office/word/2010/wordml" xmlns:w15="http://schemas.microsoft.com/office/word/2012/wordml" xmlns:w16cex="http://schemas.microsoft.com/office/word/2018/wordml/cex" xmlns:w16cid="http://schemas.microsoft.com/office/word/2016/wordml/cid" xmlns:w16="http://schemas.microsoft.com/office/word/2018/wordml" xmlns:w16du="http://schemas.microsoft.com/office/word/2023/wordml/word16du" xmlns:w16sdtdh="http://schemas.microsoft.com/office/word/2020/wordml/sdtdatahash" xmlns:w16sdtfl="http://schemas.microsoft.com/office/word/2024/wordml/sdtformatlock" xmlns:w16se="http://schemas.microsoft.com/office/word/2015/wordml/symex" mc:Ignorable="w14 w15 w16se w16cid w16 w16cex w16sdtdh w16sdtfl w16du">
   <w:optimizeForBrowser/>
   <w:allowPNG/>
 </w:webSettings>
